--- a/complaint-processor/docs/Project_Report.docx
+++ b/complaint-processor/docs/Project_Report.docx
@@ -192,7 +192,19 @@
         <w:t>Date:</w:t>
       </w:r>
       <w:r>
-        <w:t xml:space="preserve"> 15th September 2026</w:t>
+        <w:t xml:space="preserve"> 15</w:t>
+      </w:r>
+      <w:r>
+        <w:rPr>
+          <w:vertAlign w:val="superscript"/>
+        </w:rPr>
+        <w:t>th</w:t>
+      </w:r>
+      <w:r>
+        <w:t xml:space="preserve"> </w:t>
+      </w:r>
+      <w:r>
+        <w:t>September 2026</w:t>
       </w:r>
     </w:p>
     <w:p>
@@ -237,12 +249,6 @@
         <w:gridCol w:w="800"/>
       </w:tblGrid>
       <w:tr>
-        <w:tblPrEx>
-          <w:tblCellMar>
-            <w:top w:w="0" w:type="dxa"/>
-            <w:bottom w:w="0" w:type="dxa"/>
-          </w:tblCellMar>
-        </w:tblPrEx>
         <w:tc>
           <w:tcPr>
             <w:tcW w:w="8226" w:type="dxa"/>
@@ -284,12 +290,6 @@
         </w:tc>
       </w:tr>
       <w:tr>
-        <w:tblPrEx>
-          <w:tblCellMar>
-            <w:top w:w="0" w:type="dxa"/>
-            <w:bottom w:w="0" w:type="dxa"/>
-          </w:tblCellMar>
-        </w:tblPrEx>
         <w:tc>
           <w:tcPr>
             <w:tcW w:w="8226" w:type="dxa"/>
@@ -331,12 +331,6 @@
         </w:tc>
       </w:tr>
       <w:tr>
-        <w:tblPrEx>
-          <w:tblCellMar>
-            <w:top w:w="0" w:type="dxa"/>
-            <w:bottom w:w="0" w:type="dxa"/>
-          </w:tblCellMar>
-        </w:tblPrEx>
         <w:tc>
           <w:tcPr>
             <w:tcW w:w="8226" w:type="dxa"/>
@@ -378,12 +372,6 @@
         </w:tc>
       </w:tr>
       <w:tr>
-        <w:tblPrEx>
-          <w:tblCellMar>
-            <w:top w:w="0" w:type="dxa"/>
-            <w:bottom w:w="0" w:type="dxa"/>
-          </w:tblCellMar>
-        </w:tblPrEx>
         <w:tc>
           <w:tcPr>
             <w:tcW w:w="8226" w:type="dxa"/>
@@ -425,12 +413,6 @@
         </w:tc>
       </w:tr>
       <w:tr>
-        <w:tblPrEx>
-          <w:tblCellMar>
-            <w:top w:w="0" w:type="dxa"/>
-            <w:bottom w:w="0" w:type="dxa"/>
-          </w:tblCellMar>
-        </w:tblPrEx>
         <w:tc>
           <w:tcPr>
             <w:tcW w:w="8226" w:type="dxa"/>
@@ -472,12 +454,6 @@
         </w:tc>
       </w:tr>
       <w:tr>
-        <w:tblPrEx>
-          <w:tblCellMar>
-            <w:top w:w="0" w:type="dxa"/>
-            <w:bottom w:w="0" w:type="dxa"/>
-          </w:tblCellMar>
-        </w:tblPrEx>
         <w:tc>
           <w:tcPr>
             <w:tcW w:w="8226" w:type="dxa"/>
@@ -519,12 +495,6 @@
         </w:tc>
       </w:tr>
       <w:tr>
-        <w:tblPrEx>
-          <w:tblCellMar>
-            <w:top w:w="0" w:type="dxa"/>
-            <w:bottom w:w="0" w:type="dxa"/>
-          </w:tblCellMar>
-        </w:tblPrEx>
         <w:tc>
           <w:tcPr>
             <w:tcW w:w="8226" w:type="dxa"/>
@@ -566,12 +536,6 @@
         </w:tc>
       </w:tr>
       <w:tr>
-        <w:tblPrEx>
-          <w:tblCellMar>
-            <w:top w:w="0" w:type="dxa"/>
-            <w:bottom w:w="0" w:type="dxa"/>
-          </w:tblCellMar>
-        </w:tblPrEx>
         <w:tc>
           <w:tcPr>
             <w:tcW w:w="8226" w:type="dxa"/>
@@ -613,12 +577,6 @@
         </w:tc>
       </w:tr>
       <w:tr>
-        <w:tblPrEx>
-          <w:tblCellMar>
-            <w:top w:w="0" w:type="dxa"/>
-            <w:bottom w:w="0" w:type="dxa"/>
-          </w:tblCellMar>
-        </w:tblPrEx>
         <w:tc>
           <w:tcPr>
             <w:tcW w:w="8226" w:type="dxa"/>
@@ -660,12 +618,6 @@
         </w:tc>
       </w:tr>
       <w:tr>
-        <w:tblPrEx>
-          <w:tblCellMar>
-            <w:top w:w="0" w:type="dxa"/>
-            <w:bottom w:w="0" w:type="dxa"/>
-          </w:tblCellMar>
-        </w:tblPrEx>
         <w:tc>
           <w:tcPr>
             <w:tcW w:w="8226" w:type="dxa"/>
@@ -707,12 +659,6 @@
         </w:tc>
       </w:tr>
       <w:tr>
-        <w:tblPrEx>
-          <w:tblCellMar>
-            <w:top w:w="0" w:type="dxa"/>
-            <w:bottom w:w="0" w:type="dxa"/>
-          </w:tblCellMar>
-        </w:tblPrEx>
         <w:tc>
           <w:tcPr>
             <w:tcW w:w="8226" w:type="dxa"/>
@@ -754,12 +700,6 @@
         </w:tc>
       </w:tr>
       <w:tr>
-        <w:tblPrEx>
-          <w:tblCellMar>
-            <w:top w:w="0" w:type="dxa"/>
-            <w:bottom w:w="0" w:type="dxa"/>
-          </w:tblCellMar>
-        </w:tblPrEx>
         <w:tc>
           <w:tcPr>
             <w:tcW w:w="8226" w:type="dxa"/>
@@ -801,12 +741,6 @@
         </w:tc>
       </w:tr>
       <w:tr>
-        <w:tblPrEx>
-          <w:tblCellMar>
-            <w:top w:w="0" w:type="dxa"/>
-            <w:bottom w:w="0" w:type="dxa"/>
-          </w:tblCellMar>
-        </w:tblPrEx>
         <w:tc>
           <w:tcPr>
             <w:tcW w:w="8226" w:type="dxa"/>
@@ -848,12 +782,6 @@
         </w:tc>
       </w:tr>
       <w:tr>
-        <w:tblPrEx>
-          <w:tblCellMar>
-            <w:top w:w="0" w:type="dxa"/>
-            <w:bottom w:w="0" w:type="dxa"/>
-          </w:tblCellMar>
-        </w:tblPrEx>
         <w:tc>
           <w:tcPr>
             <w:tcW w:w="8226" w:type="dxa"/>
@@ -895,12 +823,6 @@
         </w:tc>
       </w:tr>
       <w:tr>
-        <w:tblPrEx>
-          <w:tblCellMar>
-            <w:top w:w="0" w:type="dxa"/>
-            <w:bottom w:w="0" w:type="dxa"/>
-          </w:tblCellMar>
-        </w:tblPrEx>
         <w:tc>
           <w:tcPr>
             <w:tcW w:w="8226" w:type="dxa"/>
@@ -942,12 +864,6 @@
         </w:tc>
       </w:tr>
       <w:tr>
-        <w:tblPrEx>
-          <w:tblCellMar>
-            <w:top w:w="0" w:type="dxa"/>
-            <w:bottom w:w="0" w:type="dxa"/>
-          </w:tblCellMar>
-        </w:tblPrEx>
         <w:tc>
           <w:tcPr>
             <w:tcW w:w="8226" w:type="dxa"/>
@@ -989,12 +905,6 @@
         </w:tc>
       </w:tr>
       <w:tr>
-        <w:tblPrEx>
-          <w:tblCellMar>
-            <w:top w:w="0" w:type="dxa"/>
-            <w:bottom w:w="0" w:type="dxa"/>
-          </w:tblCellMar>
-        </w:tblPrEx>
         <w:tc>
           <w:tcPr>
             <w:tcW w:w="8226" w:type="dxa"/>
@@ -1036,12 +946,6 @@
         </w:tc>
       </w:tr>
       <w:tr>
-        <w:tblPrEx>
-          <w:tblCellMar>
-            <w:top w:w="0" w:type="dxa"/>
-            <w:bottom w:w="0" w:type="dxa"/>
-          </w:tblCellMar>
-        </w:tblPrEx>
         <w:tc>
           <w:tcPr>
             <w:tcW w:w="8226" w:type="dxa"/>
@@ -1083,12 +987,6 @@
         </w:tc>
       </w:tr>
       <w:tr>
-        <w:tblPrEx>
-          <w:tblCellMar>
-            <w:top w:w="0" w:type="dxa"/>
-            <w:bottom w:w="0" w:type="dxa"/>
-          </w:tblCellMar>
-        </w:tblPrEx>
         <w:tc>
           <w:tcPr>
             <w:tcW w:w="8226" w:type="dxa"/>
@@ -1130,12 +1028,6 @@
         </w:tc>
       </w:tr>
       <w:tr>
-        <w:tblPrEx>
-          <w:tblCellMar>
-            <w:top w:w="0" w:type="dxa"/>
-            <w:bottom w:w="0" w:type="dxa"/>
-          </w:tblCellMar>
-        </w:tblPrEx>
         <w:tc>
           <w:tcPr>
             <w:tcW w:w="8226" w:type="dxa"/>
@@ -1177,12 +1069,6 @@
         </w:tc>
       </w:tr>
       <w:tr>
-        <w:tblPrEx>
-          <w:tblCellMar>
-            <w:top w:w="0" w:type="dxa"/>
-            <w:bottom w:w="0" w:type="dxa"/>
-          </w:tblCellMar>
-        </w:tblPrEx>
         <w:tc>
           <w:tcPr>
             <w:tcW w:w="8226" w:type="dxa"/>
@@ -1224,12 +1110,6 @@
         </w:tc>
       </w:tr>
       <w:tr>
-        <w:tblPrEx>
-          <w:tblCellMar>
-            <w:top w:w="0" w:type="dxa"/>
-            <w:bottom w:w="0" w:type="dxa"/>
-          </w:tblCellMar>
-        </w:tblPrEx>
         <w:tc>
           <w:tcPr>
             <w:tcW w:w="8226" w:type="dxa"/>
@@ -1271,12 +1151,6 @@
         </w:tc>
       </w:tr>
       <w:tr>
-        <w:tblPrEx>
-          <w:tblCellMar>
-            <w:top w:w="0" w:type="dxa"/>
-            <w:bottom w:w="0" w:type="dxa"/>
-          </w:tblCellMar>
-        </w:tblPrEx>
         <w:tc>
           <w:tcPr>
             <w:tcW w:w="8226" w:type="dxa"/>
@@ -1569,12 +1443,6 @@
         <w:gridCol w:w="5226"/>
       </w:tblGrid>
       <w:tr>
-        <w:tblPrEx>
-          <w:tblCellMar>
-            <w:top w:w="0" w:type="dxa"/>
-            <w:bottom w:w="0" w:type="dxa"/>
-          </w:tblCellMar>
-        </w:tblPrEx>
         <w:trPr>
           <w:tblHeader/>
         </w:trPr>
@@ -1658,12 +1526,6 @@
         </w:tc>
       </w:tr>
       <w:tr>
-        <w:tblPrEx>
-          <w:tblCellMar>
-            <w:top w:w="0" w:type="dxa"/>
-            <w:bottom w:w="0" w:type="dxa"/>
-          </w:tblCellMar>
-        </w:tblPrEx>
         <w:tc>
           <w:tcPr>
             <w:tcW w:w="2100" w:type="dxa"/>
@@ -1735,12 +1597,6 @@
         </w:tc>
       </w:tr>
       <w:tr>
-        <w:tblPrEx>
-          <w:tblCellMar>
-            <w:top w:w="0" w:type="dxa"/>
-            <w:bottom w:w="0" w:type="dxa"/>
-          </w:tblCellMar>
-        </w:tblPrEx>
         <w:tc>
           <w:tcPr>
             <w:tcW w:w="2100" w:type="dxa"/>
@@ -1815,12 +1671,6 @@
         </w:tc>
       </w:tr>
       <w:tr>
-        <w:tblPrEx>
-          <w:tblCellMar>
-            <w:top w:w="0" w:type="dxa"/>
-            <w:bottom w:w="0" w:type="dxa"/>
-          </w:tblCellMar>
-        </w:tblPrEx>
         <w:tc>
           <w:tcPr>
             <w:tcW w:w="2100" w:type="dxa"/>
@@ -1892,12 +1742,6 @@
         </w:tc>
       </w:tr>
       <w:tr>
-        <w:tblPrEx>
-          <w:tblCellMar>
-            <w:top w:w="0" w:type="dxa"/>
-            <w:bottom w:w="0" w:type="dxa"/>
-          </w:tblCellMar>
-        </w:tblPrEx>
         <w:tc>
           <w:tcPr>
             <w:tcW w:w="2100" w:type="dxa"/>
@@ -1972,12 +1816,6 @@
         </w:tc>
       </w:tr>
       <w:tr>
-        <w:tblPrEx>
-          <w:tblCellMar>
-            <w:top w:w="0" w:type="dxa"/>
-            <w:bottom w:w="0" w:type="dxa"/>
-          </w:tblCellMar>
-        </w:tblPrEx>
         <w:tc>
           <w:tcPr>
             <w:tcW w:w="2100" w:type="dxa"/>
@@ -2049,12 +1887,6 @@
         </w:tc>
       </w:tr>
       <w:tr>
-        <w:tblPrEx>
-          <w:tblCellMar>
-            <w:top w:w="0" w:type="dxa"/>
-            <w:bottom w:w="0" w:type="dxa"/>
-          </w:tblCellMar>
-        </w:tblPrEx>
         <w:tc>
           <w:tcPr>
             <w:tcW w:w="2100" w:type="dxa"/>
@@ -2329,12 +2161,6 @@
         <w:gridCol w:w="5026"/>
       </w:tblGrid>
       <w:tr>
-        <w:tblPrEx>
-          <w:tblCellMar>
-            <w:top w:w="0" w:type="dxa"/>
-            <w:bottom w:w="0" w:type="dxa"/>
-          </w:tblCellMar>
-        </w:tblPrEx>
         <w:trPr>
           <w:tblHeader/>
         </w:trPr>
@@ -2418,12 +2244,6 @@
         </w:tc>
       </w:tr>
       <w:tr>
-        <w:tblPrEx>
-          <w:tblCellMar>
-            <w:top w:w="0" w:type="dxa"/>
-            <w:bottom w:w="0" w:type="dxa"/>
-          </w:tblCellMar>
-        </w:tblPrEx>
         <w:tc>
           <w:tcPr>
             <w:tcW w:w="1500" w:type="dxa"/>
@@ -2495,12 +2315,6 @@
         </w:tc>
       </w:tr>
       <w:tr>
-        <w:tblPrEx>
-          <w:tblCellMar>
-            <w:top w:w="0" w:type="dxa"/>
-            <w:bottom w:w="0" w:type="dxa"/>
-          </w:tblCellMar>
-        </w:tblPrEx>
         <w:tc>
           <w:tcPr>
             <w:tcW w:w="1500" w:type="dxa"/>
@@ -2575,12 +2389,6 @@
         </w:tc>
       </w:tr>
       <w:tr>
-        <w:tblPrEx>
-          <w:tblCellMar>
-            <w:top w:w="0" w:type="dxa"/>
-            <w:bottom w:w="0" w:type="dxa"/>
-          </w:tblCellMar>
-        </w:tblPrEx>
         <w:tc>
           <w:tcPr>
             <w:tcW w:w="1500" w:type="dxa"/>
@@ -2725,12 +2533,6 @@
         </w:tc>
       </w:tr>
       <w:tr>
-        <w:tblPrEx>
-          <w:tblCellMar>
-            <w:top w:w="0" w:type="dxa"/>
-            <w:bottom w:w="0" w:type="dxa"/>
-          </w:tblCellMar>
-        </w:tblPrEx>
         <w:tc>
           <w:tcPr>
             <w:tcW w:w="1500" w:type="dxa"/>
@@ -2807,12 +2609,6 @@
         </w:tc>
       </w:tr>
       <w:tr>
-        <w:tblPrEx>
-          <w:tblCellMar>
-            <w:top w:w="0" w:type="dxa"/>
-            <w:bottom w:w="0" w:type="dxa"/>
-          </w:tblCellMar>
-        </w:tblPrEx>
         <w:tc>
           <w:tcPr>
             <w:tcW w:w="1500" w:type="dxa"/>
@@ -2893,12 +2689,6 @@
         </w:tc>
       </w:tr>
       <w:tr>
-        <w:tblPrEx>
-          <w:tblCellMar>
-            <w:top w:w="0" w:type="dxa"/>
-            <w:bottom w:w="0" w:type="dxa"/>
-          </w:tblCellMar>
-        </w:tblPrEx>
         <w:tc>
           <w:tcPr>
             <w:tcW w:w="1500" w:type="dxa"/>
@@ -2982,12 +2772,6 @@
         </w:tc>
       </w:tr>
       <w:tr>
-        <w:tblPrEx>
-          <w:tblCellMar>
-            <w:top w:w="0" w:type="dxa"/>
-            <w:bottom w:w="0" w:type="dxa"/>
-          </w:tblCellMar>
-        </w:tblPrEx>
         <w:tc>
           <w:tcPr>
             <w:tcW w:w="1500" w:type="dxa"/>
@@ -3068,12 +2852,6 @@
         </w:tc>
       </w:tr>
       <w:tr>
-        <w:tblPrEx>
-          <w:tblCellMar>
-            <w:top w:w="0" w:type="dxa"/>
-            <w:bottom w:w="0" w:type="dxa"/>
-          </w:tblCellMar>
-        </w:tblPrEx>
         <w:tc>
           <w:tcPr>
             <w:tcW w:w="1500" w:type="dxa"/>
@@ -3150,12 +2928,6 @@
         </w:tc>
       </w:tr>
       <w:tr>
-        <w:tblPrEx>
-          <w:tblCellMar>
-            <w:top w:w="0" w:type="dxa"/>
-            <w:bottom w:w="0" w:type="dxa"/>
-          </w:tblCellMar>
-        </w:tblPrEx>
         <w:tc>
           <w:tcPr>
             <w:tcW w:w="1500" w:type="dxa"/>
@@ -3357,12 +3129,6 @@
         <w:gridCol w:w="3869"/>
       </w:tblGrid>
       <w:tr>
-        <w:tblPrEx>
-          <w:tblCellMar>
-            <w:top w:w="0" w:type="dxa"/>
-            <w:bottom w:w="0" w:type="dxa"/>
-          </w:tblCellMar>
-        </w:tblPrEx>
         <w:trPr>
           <w:tblHeader/>
         </w:trPr>
@@ -3446,12 +3212,6 @@
         </w:tc>
       </w:tr>
       <w:tr>
-        <w:tblPrEx>
-          <w:tblCellMar>
-            <w:top w:w="0" w:type="dxa"/>
-            <w:bottom w:w="0" w:type="dxa"/>
-          </w:tblCellMar>
-        </w:tblPrEx>
         <w:tc>
           <w:tcPr>
             <w:tcW w:w="2000" w:type="dxa"/>
@@ -3533,12 +3293,6 @@
         </w:tc>
       </w:tr>
       <w:tr>
-        <w:tblPrEx>
-          <w:tblCellMar>
-            <w:top w:w="0" w:type="dxa"/>
-            <w:bottom w:w="0" w:type="dxa"/>
-          </w:tblCellMar>
-        </w:tblPrEx>
         <w:tc>
           <w:tcPr>
             <w:tcW w:w="2000" w:type="dxa"/>
@@ -3614,12 +3368,6 @@
         </w:tc>
       </w:tr>
       <w:tr>
-        <w:tblPrEx>
-          <w:tblCellMar>
-            <w:top w:w="0" w:type="dxa"/>
-            <w:bottom w:w="0" w:type="dxa"/>
-          </w:tblCellMar>
-        </w:tblPrEx>
         <w:tc>
           <w:tcPr>
             <w:tcW w:w="2000" w:type="dxa"/>
@@ -3726,12 +3474,6 @@
         </w:tc>
       </w:tr>
       <w:tr>
-        <w:tblPrEx>
-          <w:tblCellMar>
-            <w:top w:w="0" w:type="dxa"/>
-            <w:bottom w:w="0" w:type="dxa"/>
-          </w:tblCellMar>
-        </w:tblPrEx>
         <w:tc>
           <w:tcPr>
             <w:tcW w:w="2000" w:type="dxa"/>
@@ -3864,12 +3606,6 @@
         </w:tc>
       </w:tr>
       <w:tr>
-        <w:tblPrEx>
-          <w:tblCellMar>
-            <w:top w:w="0" w:type="dxa"/>
-            <w:bottom w:w="0" w:type="dxa"/>
-          </w:tblCellMar>
-        </w:tblPrEx>
         <w:tc>
           <w:tcPr>
             <w:tcW w:w="2000" w:type="dxa"/>
@@ -3974,12 +3710,6 @@
         </w:tc>
       </w:tr>
       <w:tr>
-        <w:tblPrEx>
-          <w:tblCellMar>
-            <w:top w:w="0" w:type="dxa"/>
-            <w:bottom w:w="0" w:type="dxa"/>
-          </w:tblCellMar>
-        </w:tblPrEx>
         <w:tc>
           <w:tcPr>
             <w:tcW w:w="2000" w:type="dxa"/>
@@ -4096,12 +3826,6 @@
         </w:tc>
       </w:tr>
       <w:tr>
-        <w:tblPrEx>
-          <w:tblCellMar>
-            <w:top w:w="0" w:type="dxa"/>
-            <w:bottom w:w="0" w:type="dxa"/>
-          </w:tblCellMar>
-        </w:tblPrEx>
         <w:tc>
           <w:tcPr>
             <w:tcW w:w="2000" w:type="dxa"/>
@@ -5436,12 +5160,6 @@
         <w:gridCol w:w="4410"/>
       </w:tblGrid>
       <w:tr>
-        <w:tblPrEx>
-          <w:tblCellMar>
-            <w:top w:w="0" w:type="dxa"/>
-            <w:bottom w:w="0" w:type="dxa"/>
-          </w:tblCellMar>
-        </w:tblPrEx>
         <w:trPr>
           <w:tblHeader/>
         </w:trPr>
@@ -5525,12 +5243,6 @@
         </w:tc>
       </w:tr>
       <w:tr>
-        <w:tblPrEx>
-          <w:tblCellMar>
-            <w:top w:w="0" w:type="dxa"/>
-            <w:bottom w:w="0" w:type="dxa"/>
-          </w:tblCellMar>
-        </w:tblPrEx>
         <w:tc>
           <w:tcPr>
             <w:tcW w:w="2700" w:type="dxa"/>
@@ -5604,12 +5316,6 @@
         </w:tc>
       </w:tr>
       <w:tr>
-        <w:tblPrEx>
-          <w:tblCellMar>
-            <w:top w:w="0" w:type="dxa"/>
-            <w:bottom w:w="0" w:type="dxa"/>
-          </w:tblCellMar>
-        </w:tblPrEx>
         <w:tc>
           <w:tcPr>
             <w:tcW w:w="2700" w:type="dxa"/>
@@ -5684,12 +5390,6 @@
         </w:tc>
       </w:tr>
       <w:tr>
-        <w:tblPrEx>
-          <w:tblCellMar>
-            <w:top w:w="0" w:type="dxa"/>
-            <w:bottom w:w="0" w:type="dxa"/>
-          </w:tblCellMar>
-        </w:tblPrEx>
         <w:tc>
           <w:tcPr>
             <w:tcW w:w="2700" w:type="dxa"/>
@@ -5763,12 +5463,6 @@
         </w:tc>
       </w:tr>
       <w:tr>
-        <w:tblPrEx>
-          <w:tblCellMar>
-            <w:top w:w="0" w:type="dxa"/>
-            <w:bottom w:w="0" w:type="dxa"/>
-          </w:tblCellMar>
-        </w:tblPrEx>
         <w:tc>
           <w:tcPr>
             <w:tcW w:w="2700" w:type="dxa"/>
@@ -5845,12 +5539,6 @@
         </w:tc>
       </w:tr>
       <w:tr>
-        <w:tblPrEx>
-          <w:tblCellMar>
-            <w:top w:w="0" w:type="dxa"/>
-            <w:bottom w:w="0" w:type="dxa"/>
-          </w:tblCellMar>
-        </w:tblPrEx>
         <w:tc>
           <w:tcPr>
             <w:tcW w:w="2700" w:type="dxa"/>
@@ -5924,12 +5612,6 @@
         </w:tc>
       </w:tr>
       <w:tr>
-        <w:tblPrEx>
-          <w:tblCellMar>
-            <w:top w:w="0" w:type="dxa"/>
-            <w:bottom w:w="0" w:type="dxa"/>
-          </w:tblCellMar>
-        </w:tblPrEx>
         <w:tc>
           <w:tcPr>
             <w:tcW w:w="2700" w:type="dxa"/>
@@ -6006,12 +5688,6 @@
         </w:tc>
       </w:tr>
       <w:tr>
-        <w:tblPrEx>
-          <w:tblCellMar>
-            <w:top w:w="0" w:type="dxa"/>
-            <w:bottom w:w="0" w:type="dxa"/>
-          </w:tblCellMar>
-        </w:tblPrEx>
         <w:tc>
           <w:tcPr>
             <w:tcW w:w="2700" w:type="dxa"/>
@@ -6085,12 +5761,6 @@
         </w:tc>
       </w:tr>
       <w:tr>
-        <w:tblPrEx>
-          <w:tblCellMar>
-            <w:top w:w="0" w:type="dxa"/>
-            <w:bottom w:w="0" w:type="dxa"/>
-          </w:tblCellMar>
-        </w:tblPrEx>
         <w:tc>
           <w:tcPr>
             <w:tcW w:w="2700" w:type="dxa"/>
@@ -6167,12 +5837,6 @@
         </w:tc>
       </w:tr>
       <w:tr>
-        <w:tblPrEx>
-          <w:tblCellMar>
-            <w:top w:w="0" w:type="dxa"/>
-            <w:bottom w:w="0" w:type="dxa"/>
-          </w:tblCellMar>
-        </w:tblPrEx>
         <w:tc>
           <w:tcPr>
             <w:tcW w:w="2700" w:type="dxa"/>
@@ -6246,12 +5910,6 @@
         </w:tc>
       </w:tr>
       <w:tr>
-        <w:tblPrEx>
-          <w:tblCellMar>
-            <w:top w:w="0" w:type="dxa"/>
-            <w:bottom w:w="0" w:type="dxa"/>
-          </w:tblCellMar>
-        </w:tblPrEx>
         <w:tc>
           <w:tcPr>
             <w:tcW w:w="2700" w:type="dxa"/>
@@ -6328,12 +5986,6 @@
         </w:tc>
       </w:tr>
       <w:tr>
-        <w:tblPrEx>
-          <w:tblCellMar>
-            <w:top w:w="0" w:type="dxa"/>
-            <w:bottom w:w="0" w:type="dxa"/>
-          </w:tblCellMar>
-        </w:tblPrEx>
         <w:tc>
           <w:tcPr>
             <w:tcW w:w="2700" w:type="dxa"/>
@@ -6407,12 +6059,6 @@
         </w:tc>
       </w:tr>
       <w:tr>
-        <w:tblPrEx>
-          <w:tblCellMar>
-            <w:top w:w="0" w:type="dxa"/>
-            <w:bottom w:w="0" w:type="dxa"/>
-          </w:tblCellMar>
-        </w:tblPrEx>
         <w:tc>
           <w:tcPr>
             <w:tcW w:w="2700" w:type="dxa"/>
@@ -6562,12 +6208,6 @@
         <w:gridCol w:w="4126"/>
       </w:tblGrid>
       <w:tr>
-        <w:tblPrEx>
-          <w:tblCellMar>
-            <w:top w:w="0" w:type="dxa"/>
-            <w:bottom w:w="0" w:type="dxa"/>
-          </w:tblCellMar>
-        </w:tblPrEx>
         <w:trPr>
           <w:tblHeader/>
         </w:trPr>
@@ -6651,12 +6291,6 @@
         </w:tc>
       </w:tr>
       <w:tr>
-        <w:tblPrEx>
-          <w:tblCellMar>
-            <w:top w:w="0" w:type="dxa"/>
-            <w:bottom w:w="0" w:type="dxa"/>
-          </w:tblCellMar>
-        </w:tblPrEx>
         <w:tc>
           <w:tcPr>
             <w:tcW w:w="1800" w:type="dxa"/>
@@ -6778,12 +6412,6 @@
         </w:tc>
       </w:tr>
       <w:tr>
-        <w:tblPrEx>
-          <w:tblCellMar>
-            <w:top w:w="0" w:type="dxa"/>
-            <w:bottom w:w="0" w:type="dxa"/>
-          </w:tblCellMar>
-        </w:tblPrEx>
         <w:tc>
           <w:tcPr>
             <w:tcW w:w="1800" w:type="dxa"/>
@@ -7287,12 +6915,6 @@
         <w:gridCol w:w="7326"/>
       </w:tblGrid>
       <w:tr>
-        <w:tblPrEx>
-          <w:tblCellMar>
-            <w:top w:w="0" w:type="dxa"/>
-            <w:bottom w:w="0" w:type="dxa"/>
-          </w:tblCellMar>
-        </w:tblPrEx>
         <w:trPr>
           <w:tblHeader/>
         </w:trPr>
@@ -7351,12 +6973,6 @@
         </w:tc>
       </w:tr>
       <w:tr>
-        <w:tblPrEx>
-          <w:tblCellMar>
-            <w:top w:w="0" w:type="dxa"/>
-            <w:bottom w:w="0" w:type="dxa"/>
-          </w:tblCellMar>
-        </w:tblPrEx>
         <w:tc>
           <w:tcPr>
             <w:tcW w:w="1700" w:type="dxa"/>
@@ -7453,12 +7069,6 @@
         </w:tc>
       </w:tr>
       <w:tr>
-        <w:tblPrEx>
-          <w:tblCellMar>
-            <w:top w:w="0" w:type="dxa"/>
-            <w:bottom w:w="0" w:type="dxa"/>
-          </w:tblCellMar>
-        </w:tblPrEx>
         <w:tc>
           <w:tcPr>
             <w:tcW w:w="1700" w:type="dxa"/>
@@ -7509,12 +7119,6 @@
         </w:tc>
       </w:tr>
       <w:tr>
-        <w:tblPrEx>
-          <w:tblCellMar>
-            <w:top w:w="0" w:type="dxa"/>
-            <w:bottom w:w="0" w:type="dxa"/>
-          </w:tblCellMar>
-        </w:tblPrEx>
         <w:tc>
           <w:tcPr>
             <w:tcW w:w="1700" w:type="dxa"/>
@@ -8730,12 +8334,6 @@
         <w:gridCol w:w="4562"/>
       </w:tblGrid>
       <w:tr>
-        <w:tblPrEx>
-          <w:tblCellMar>
-            <w:top w:w="0" w:type="dxa"/>
-            <w:bottom w:w="0" w:type="dxa"/>
-          </w:tblCellMar>
-        </w:tblPrEx>
         <w:trPr>
           <w:tblHeader/>
         </w:trPr>
@@ -8819,12 +8417,6 @@
         </w:tc>
       </w:tr>
       <w:tr>
-        <w:tblPrEx>
-          <w:tblCellMar>
-            <w:top w:w="0" w:type="dxa"/>
-            <w:bottom w:w="0" w:type="dxa"/>
-          </w:tblCellMar>
-        </w:tblPrEx>
         <w:tc>
           <w:tcPr>
             <w:tcW w:w="1500" w:type="dxa"/>
@@ -8953,12 +8545,6 @@
         </w:tc>
       </w:tr>
       <w:tr>
-        <w:tblPrEx>
-          <w:tblCellMar>
-            <w:top w:w="0" w:type="dxa"/>
-            <w:bottom w:w="0" w:type="dxa"/>
-          </w:tblCellMar>
-        </w:tblPrEx>
         <w:tc>
           <w:tcPr>
             <w:tcW w:w="1500" w:type="dxa"/>
@@ -9106,12 +8692,6 @@
         </w:tc>
       </w:tr>
       <w:tr>
-        <w:tblPrEx>
-          <w:tblCellMar>
-            <w:top w:w="0" w:type="dxa"/>
-            <w:bottom w:w="0" w:type="dxa"/>
-          </w:tblCellMar>
-        </w:tblPrEx>
         <w:tc>
           <w:tcPr>
             <w:tcW w:w="1500" w:type="dxa"/>
@@ -9183,12 +8763,6 @@
         </w:tc>
       </w:tr>
       <w:tr>
-        <w:tblPrEx>
-          <w:tblCellMar>
-            <w:top w:w="0" w:type="dxa"/>
-            <w:bottom w:w="0" w:type="dxa"/>
-          </w:tblCellMar>
-        </w:tblPrEx>
         <w:tc>
           <w:tcPr>
             <w:tcW w:w="1500" w:type="dxa"/>
@@ -9630,12 +9204,6 @@
         <w:gridCol w:w="6726"/>
       </w:tblGrid>
       <w:tr>
-        <w:tblPrEx>
-          <w:tblCellMar>
-            <w:top w:w="0" w:type="dxa"/>
-            <w:bottom w:w="0" w:type="dxa"/>
-          </w:tblCellMar>
-        </w:tblPrEx>
         <w:trPr>
           <w:tblHeader/>
         </w:trPr>
@@ -9693,12 +9261,6 @@
         </w:tc>
       </w:tr>
       <w:tr>
-        <w:tblPrEx>
-          <w:tblCellMar>
-            <w:top w:w="0" w:type="dxa"/>
-            <w:bottom w:w="0" w:type="dxa"/>
-          </w:tblCellMar>
-        </w:tblPrEx>
         <w:tc>
           <w:tcPr>
             <w:tcW w:w="2300" w:type="dxa"/>
@@ -9756,12 +9318,6 @@
         </w:tc>
       </w:tr>
       <w:tr>
-        <w:tblPrEx>
-          <w:tblCellMar>
-            <w:top w:w="0" w:type="dxa"/>
-            <w:bottom w:w="0" w:type="dxa"/>
-          </w:tblCellMar>
-        </w:tblPrEx>
         <w:tc>
           <w:tcPr>
             <w:tcW w:w="2300" w:type="dxa"/>
@@ -9830,12 +9386,6 @@
         </w:tc>
       </w:tr>
       <w:tr>
-        <w:tblPrEx>
-          <w:tblCellMar>
-            <w:top w:w="0" w:type="dxa"/>
-            <w:bottom w:w="0" w:type="dxa"/>
-          </w:tblCellMar>
-        </w:tblPrEx>
         <w:tc>
           <w:tcPr>
             <w:tcW w:w="2300" w:type="dxa"/>
@@ -9934,12 +9484,6 @@
         </w:tc>
       </w:tr>
       <w:tr>
-        <w:tblPrEx>
-          <w:tblCellMar>
-            <w:top w:w="0" w:type="dxa"/>
-            <w:bottom w:w="0" w:type="dxa"/>
-          </w:tblCellMar>
-        </w:tblPrEx>
         <w:tc>
           <w:tcPr>
             <w:tcW w:w="2300" w:type="dxa"/>
@@ -10024,12 +9568,6 @@
         </w:tc>
       </w:tr>
       <w:tr>
-        <w:tblPrEx>
-          <w:tblCellMar>
-            <w:top w:w="0" w:type="dxa"/>
-            <w:bottom w:w="0" w:type="dxa"/>
-          </w:tblCellMar>
-        </w:tblPrEx>
         <w:tc>
           <w:tcPr>
             <w:tcW w:w="2300" w:type="dxa"/>
@@ -10096,12 +9634,6 @@
         </w:tc>
       </w:tr>
       <w:tr>
-        <w:tblPrEx>
-          <w:tblCellMar>
-            <w:top w:w="0" w:type="dxa"/>
-            <w:bottom w:w="0" w:type="dxa"/>
-          </w:tblCellMar>
-        </w:tblPrEx>
         <w:tc>
           <w:tcPr>
             <w:tcW w:w="2300" w:type="dxa"/>
@@ -10243,12 +9775,6 @@
         <w:gridCol w:w="6126"/>
       </w:tblGrid>
       <w:tr>
-        <w:tblPrEx>
-          <w:tblCellMar>
-            <w:top w:w="0" w:type="dxa"/>
-            <w:bottom w:w="0" w:type="dxa"/>
-          </w:tblCellMar>
-        </w:tblPrEx>
         <w:trPr>
           <w:tblHeader/>
         </w:trPr>
@@ -10332,12 +9858,6 @@
         </w:tc>
       </w:tr>
       <w:tr>
-        <w:tblPrEx>
-          <w:tblCellMar>
-            <w:top w:w="0" w:type="dxa"/>
-            <w:bottom w:w="0" w:type="dxa"/>
-          </w:tblCellMar>
-        </w:tblPrEx>
         <w:tc>
           <w:tcPr>
             <w:tcW w:w="2000" w:type="dxa"/>
@@ -10409,12 +9929,6 @@
         </w:tc>
       </w:tr>
       <w:tr>
-        <w:tblPrEx>
-          <w:tblCellMar>
-            <w:top w:w="0" w:type="dxa"/>
-            <w:bottom w:w="0" w:type="dxa"/>
-          </w:tblCellMar>
-        </w:tblPrEx>
         <w:tc>
           <w:tcPr>
             <w:tcW w:w="2000" w:type="dxa"/>
@@ -10489,12 +10003,6 @@
         </w:tc>
       </w:tr>
       <w:tr>
-        <w:tblPrEx>
-          <w:tblCellMar>
-            <w:top w:w="0" w:type="dxa"/>
-            <w:bottom w:w="0" w:type="dxa"/>
-          </w:tblCellMar>
-        </w:tblPrEx>
         <w:tc>
           <w:tcPr>
             <w:tcW w:w="2000" w:type="dxa"/>
@@ -10575,12 +10083,6 @@
         </w:tc>
       </w:tr>
       <w:tr>
-        <w:tblPrEx>
-          <w:tblCellMar>
-            <w:top w:w="0" w:type="dxa"/>
-            <w:bottom w:w="0" w:type="dxa"/>
-          </w:tblCellMar>
-        </w:tblPrEx>
         <w:tc>
           <w:tcPr>
             <w:tcW w:w="2000" w:type="dxa"/>
@@ -11298,19 +10800,6 @@
     </w:p>
     <w:p>
       <w:pPr>
-        <w:spacing w:after="120" w:line="300" w:lineRule="auto"/>
-      </w:pPr>
-      <w:r>
-        <w:rPr>
-          <w:i/>
-          <w:iCs/>
-          <w:color w:val="B03030"/>
-        </w:rPr>
-        <w:t>The values above are representative of the system's behaviour on the sample corpus; exact wording, timings and token counts vary between runs. Replace this section with a screenshot of your own run before submission.</w:t>
-      </w:r>
-    </w:p>
-    <w:p>
-      <w:pPr>
         <w:pStyle w:val="Heading2"/>
         <w:spacing w:before="260" w:after="120"/>
       </w:pPr>
@@ -11351,7 +10840,6 @@
         <w:spacing w:after="80" w:line="300" w:lineRule="auto"/>
       </w:pPr>
       <w:r>
-        <w:lastRenderedPageBreak/>
         <w:t>Escalation is identified from the meaning of the text, not from a keyword: complaint_005 mentions a manager but records the case as resolved, whereas complaint_002 describes a third unanswered contact and an ombudsman.</w:t>
       </w:r>
     </w:p>
@@ -11378,6 +10866,7 @@
         <w:spacing w:after="80" w:line="300" w:lineRule="auto"/>
       </w:pPr>
       <w:r>
+        <w:lastRenderedPageBreak/>
         <w:t>The unsupported .csv file is skipped silently, as intended, and does not appear in the report.</w:t>
       </w:r>
     </w:p>
@@ -11423,12 +10912,6 @@
         <w:gridCol w:w="6626"/>
       </w:tblGrid>
       <w:tr>
-        <w:tblPrEx>
-          <w:tblCellMar>
-            <w:top w:w="0" w:type="dxa"/>
-            <w:bottom w:w="0" w:type="dxa"/>
-          </w:tblCellMar>
-        </w:tblPrEx>
         <w:trPr>
           <w:tblHeader/>
         </w:trPr>
@@ -11486,12 +10969,6 @@
         </w:tc>
       </w:tr>
       <w:tr>
-        <w:tblPrEx>
-          <w:tblCellMar>
-            <w:top w:w="0" w:type="dxa"/>
-            <w:bottom w:w="0" w:type="dxa"/>
-          </w:tblCellMar>
-        </w:tblPrEx>
         <w:tc>
           <w:tcPr>
             <w:tcW w:w="2400" w:type="dxa"/>
@@ -11565,12 +11042,6 @@
         </w:tc>
       </w:tr>
       <w:tr>
-        <w:tblPrEx>
-          <w:tblCellMar>
-            <w:top w:w="0" w:type="dxa"/>
-            <w:bottom w:w="0" w:type="dxa"/>
-          </w:tblCellMar>
-        </w:tblPrEx>
         <w:tc>
           <w:tcPr>
             <w:tcW w:w="2400" w:type="dxa"/>
@@ -11687,12 +11158,6 @@
         </w:tc>
       </w:tr>
       <w:tr>
-        <w:tblPrEx>
-          <w:tblCellMar>
-            <w:top w:w="0" w:type="dxa"/>
-            <w:bottom w:w="0" w:type="dxa"/>
-          </w:tblCellMar>
-        </w:tblPrEx>
         <w:tc>
           <w:tcPr>
             <w:tcW w:w="2400" w:type="dxa"/>
@@ -11741,12 +11206,6 @@
         </w:tc>
       </w:tr>
       <w:tr>
-        <w:tblPrEx>
-          <w:tblCellMar>
-            <w:top w:w="0" w:type="dxa"/>
-            <w:bottom w:w="0" w:type="dxa"/>
-          </w:tblCellMar>
-        </w:tblPrEx>
         <w:tc>
           <w:tcPr>
             <w:tcW w:w="2400" w:type="dxa"/>
@@ -11829,12 +11288,6 @@
         </w:tc>
       </w:tr>
       <w:tr>
-        <w:tblPrEx>
-          <w:tblCellMar>
-            <w:top w:w="0" w:type="dxa"/>
-            <w:bottom w:w="0" w:type="dxa"/>
-          </w:tblCellMar>
-        </w:tblPrEx>
         <w:tc>
           <w:tcPr>
             <w:tcW w:w="2400" w:type="dxa"/>
@@ -11901,12 +11354,6 @@
         </w:tc>
       </w:tr>
       <w:tr>
-        <w:tblPrEx>
-          <w:tblCellMar>
-            <w:top w:w="0" w:type="dxa"/>
-            <w:bottom w:w="0" w:type="dxa"/>
-          </w:tblCellMar>
-        </w:tblPrEx>
         <w:tc>
           <w:tcPr>
             <w:tcW w:w="2400" w:type="dxa"/>
@@ -11957,12 +11404,6 @@
         </w:tc>
       </w:tr>
       <w:tr>
-        <w:tblPrEx>
-          <w:tblCellMar>
-            <w:top w:w="0" w:type="dxa"/>
-            <w:bottom w:w="0" w:type="dxa"/>
-          </w:tblCellMar>
-        </w:tblPrEx>
         <w:tc>
           <w:tcPr>
             <w:tcW w:w="2400" w:type="dxa"/>
@@ -12027,12 +11468,6 @@
         </w:tc>
       </w:tr>
       <w:tr>
-        <w:tblPrEx>
-          <w:tblCellMar>
-            <w:top w:w="0" w:type="dxa"/>
-            <w:bottom w:w="0" w:type="dxa"/>
-          </w:tblCellMar>
-        </w:tblPrEx>
         <w:tc>
           <w:tcPr>
             <w:tcW w:w="2400" w:type="dxa"/>
@@ -12099,12 +11534,6 @@
         </w:tc>
       </w:tr>
       <w:tr>
-        <w:tblPrEx>
-          <w:tblCellMar>
-            <w:top w:w="0" w:type="dxa"/>
-            <w:bottom w:w="0" w:type="dxa"/>
-          </w:tblCellMar>
-        </w:tblPrEx>
         <w:tc>
           <w:tcPr>
             <w:tcW w:w="2400" w:type="dxa"/>
@@ -12153,12 +11582,6 @@
         </w:tc>
       </w:tr>
       <w:tr>
-        <w:tblPrEx>
-          <w:tblCellMar>
-            <w:top w:w="0" w:type="dxa"/>
-            <w:bottom w:w="0" w:type="dxa"/>
-          </w:tblCellMar>
-        </w:tblPrEx>
         <w:tc>
           <w:tcPr>
             <w:tcW w:w="2400" w:type="dxa"/>
@@ -12209,12 +11632,6 @@
         </w:tc>
       </w:tr>
       <w:tr>
-        <w:tblPrEx>
-          <w:tblCellMar>
-            <w:top w:w="0" w:type="dxa"/>
-            <w:bottom w:w="0" w:type="dxa"/>
-          </w:tblCellMar>
-        </w:tblPrEx>
         <w:tc>
           <w:tcPr>
             <w:tcW w:w="2400" w:type="dxa"/>
@@ -12297,12 +11714,6 @@
         </w:tc>
       </w:tr>
       <w:tr>
-        <w:tblPrEx>
-          <w:tblCellMar>
-            <w:top w:w="0" w:type="dxa"/>
-            <w:bottom w:w="0" w:type="dxa"/>
-          </w:tblCellMar>
-        </w:tblPrEx>
         <w:tc>
           <w:tcPr>
             <w:tcW w:w="2400" w:type="dxa"/>
@@ -13371,35 +12782,23 @@
           <w:sz w:val="18"/>
           <w:szCs w:val="18"/>
         </w:rPr>
-        <w:t>├── README.md                   how to run it</w:t>
-      </w:r>
-    </w:p>
-    <w:p>
-      <w:pPr>
-        <w:shd w:val="clear" w:color="auto" w:fill="F2F4F7"/>
-        <w:ind w:left="200" w:right="200"/>
-      </w:pPr>
-      <w:r>
-        <w:rPr>
-          <w:rFonts w:ascii="Consolas" w:eastAsia="Consolas" w:hAnsi="Consolas" w:cs="Consolas"/>
-          <w:sz w:val="18"/>
-          <w:szCs w:val="18"/>
-        </w:rPr>
-        <w:t>├── HOW_TO_DEMO.md              a five-minute demonstration script</w:t>
-      </w:r>
-    </w:p>
-    <w:p>
-      <w:pPr>
-        <w:shd w:val="clear" w:color="auto" w:fill="F2F4F7"/>
-        <w:ind w:left="200" w:right="200"/>
-      </w:pPr>
-      <w:r>
-        <w:rPr>
-          <w:rFonts w:ascii="Consolas" w:eastAsia="Consolas" w:hAnsi="Consolas" w:cs="Consolas"/>
-          <w:sz w:val="18"/>
-          <w:szCs w:val="18"/>
-        </w:rPr>
-        <w:t>├── GIT_SETUP.md                step-by-step GitHub instructions</w:t>
+        <w:t>└──</w:t>
+      </w:r>
+      <w:r>
+        <w:rPr>
+          <w:rFonts w:ascii="Consolas" w:eastAsia="Consolas" w:hAnsi="Consolas" w:cs="Consolas"/>
+          <w:sz w:val="18"/>
+          <w:szCs w:val="18"/>
+        </w:rPr>
+        <w:t xml:space="preserve"> </w:t>
+      </w:r>
+      <w:r>
+        <w:rPr>
+          <w:rFonts w:ascii="Consolas" w:eastAsia="Consolas" w:hAnsi="Consolas" w:cs="Consolas"/>
+          <w:sz w:val="18"/>
+          <w:szCs w:val="18"/>
+        </w:rPr>
+        <w:t>README.md                   how to run it</w:t>
       </w:r>
     </w:p>
     <w:p>
@@ -13408,14 +12807,6 @@
         <w:spacing w:after="160"/>
         <w:ind w:left="200" w:right="200"/>
       </w:pPr>
-      <w:r>
-        <w:rPr>
-          <w:rFonts w:ascii="Consolas" w:eastAsia="Consolas" w:hAnsi="Consolas" w:cs="Consolas"/>
-          <w:sz w:val="18"/>
-          <w:szCs w:val="18"/>
-        </w:rPr>
-        <w:t>└── SKILLS_CHECKLIST.md         the twelve skills mapped to the code</w:t>
-      </w:r>
     </w:p>
     <w:p>
       <w:r>

--- a/complaint-processor/docs/Project_Report.docx
+++ b/complaint-processor/docs/Project_Report.docx
@@ -168,10 +168,7 @@
         <w:jc w:val="center"/>
       </w:pPr>
       <w:r>
-        <w:t>Certification Programme in Generative and Agentic AI Dev</w:t>
-      </w:r>
-      <w:r>
-        <w:t>elopers, Batch 1</w:t>
+        <w:t>Certification Programme in Generative and Agentic AI Developers, Batch 1</w:t>
       </w:r>
     </w:p>
     <w:p>
@@ -185,14 +182,11 @@
     </w:p>
     <w:p>
       <w:pPr>
-        <w:spacing w:before="300"/>
+        <w:spacing w:before="700"/>
         <w:jc w:val="center"/>
       </w:pPr>
       <w:r>
-        <w:t>Date:</w:t>
-      </w:r>
-      <w:r>
-        <w:t xml:space="preserve"> 15</w:t>
+        <w:t>Date: 15</w:t>
       </w:r>
       <w:r>
         <w:rPr>
@@ -205,6 +199,16 @@
       </w:r>
       <w:r>
         <w:t>September 2026</w:t>
+      </w:r>
+      <w:r>
+        <w:rPr>
+          <w:i/>
+          <w:iCs/>
+          <w:color w:val="B03030"/>
+          <w:sz w:val="18"/>
+          <w:szCs w:val="18"/>
+        </w:rPr>
+        <w:t>.</w:t>
       </w:r>
     </w:p>
     <w:p>
@@ -249,6 +253,12 @@
         <w:gridCol w:w="800"/>
       </w:tblGrid>
       <w:tr>
+        <w:tblPrEx>
+          <w:tblCellMar>
+            <w:top w:w="0" w:type="dxa"/>
+            <w:bottom w:w="0" w:type="dxa"/>
+          </w:tblCellMar>
+        </w:tblPrEx>
         <w:tc>
           <w:tcPr>
             <w:tcW w:w="8226" w:type="dxa"/>
@@ -290,6 +300,12 @@
         </w:tc>
       </w:tr>
       <w:tr>
+        <w:tblPrEx>
+          <w:tblCellMar>
+            <w:top w:w="0" w:type="dxa"/>
+            <w:bottom w:w="0" w:type="dxa"/>
+          </w:tblCellMar>
+        </w:tblPrEx>
         <w:tc>
           <w:tcPr>
             <w:tcW w:w="8226" w:type="dxa"/>
@@ -331,6 +347,12 @@
         </w:tc>
       </w:tr>
       <w:tr>
+        <w:tblPrEx>
+          <w:tblCellMar>
+            <w:top w:w="0" w:type="dxa"/>
+            <w:bottom w:w="0" w:type="dxa"/>
+          </w:tblCellMar>
+        </w:tblPrEx>
         <w:tc>
           <w:tcPr>
             <w:tcW w:w="8226" w:type="dxa"/>
@@ -372,6 +394,12 @@
         </w:tc>
       </w:tr>
       <w:tr>
+        <w:tblPrEx>
+          <w:tblCellMar>
+            <w:top w:w="0" w:type="dxa"/>
+            <w:bottom w:w="0" w:type="dxa"/>
+          </w:tblCellMar>
+        </w:tblPrEx>
         <w:tc>
           <w:tcPr>
             <w:tcW w:w="8226" w:type="dxa"/>
@@ -413,6 +441,12 @@
         </w:tc>
       </w:tr>
       <w:tr>
+        <w:tblPrEx>
+          <w:tblCellMar>
+            <w:top w:w="0" w:type="dxa"/>
+            <w:bottom w:w="0" w:type="dxa"/>
+          </w:tblCellMar>
+        </w:tblPrEx>
         <w:tc>
           <w:tcPr>
             <w:tcW w:w="8226" w:type="dxa"/>
@@ -454,6 +488,12 @@
         </w:tc>
       </w:tr>
       <w:tr>
+        <w:tblPrEx>
+          <w:tblCellMar>
+            <w:top w:w="0" w:type="dxa"/>
+            <w:bottom w:w="0" w:type="dxa"/>
+          </w:tblCellMar>
+        </w:tblPrEx>
         <w:tc>
           <w:tcPr>
             <w:tcW w:w="8226" w:type="dxa"/>
@@ -495,6 +535,12 @@
         </w:tc>
       </w:tr>
       <w:tr>
+        <w:tblPrEx>
+          <w:tblCellMar>
+            <w:top w:w="0" w:type="dxa"/>
+            <w:bottom w:w="0" w:type="dxa"/>
+          </w:tblCellMar>
+        </w:tblPrEx>
         <w:tc>
           <w:tcPr>
             <w:tcW w:w="8226" w:type="dxa"/>
@@ -536,6 +582,12 @@
         </w:tc>
       </w:tr>
       <w:tr>
+        <w:tblPrEx>
+          <w:tblCellMar>
+            <w:top w:w="0" w:type="dxa"/>
+            <w:bottom w:w="0" w:type="dxa"/>
+          </w:tblCellMar>
+        </w:tblPrEx>
         <w:tc>
           <w:tcPr>
             <w:tcW w:w="8226" w:type="dxa"/>
@@ -577,6 +629,12 @@
         </w:tc>
       </w:tr>
       <w:tr>
+        <w:tblPrEx>
+          <w:tblCellMar>
+            <w:top w:w="0" w:type="dxa"/>
+            <w:bottom w:w="0" w:type="dxa"/>
+          </w:tblCellMar>
+        </w:tblPrEx>
         <w:tc>
           <w:tcPr>
             <w:tcW w:w="8226" w:type="dxa"/>
@@ -618,6 +676,12 @@
         </w:tc>
       </w:tr>
       <w:tr>
+        <w:tblPrEx>
+          <w:tblCellMar>
+            <w:top w:w="0" w:type="dxa"/>
+            <w:bottom w:w="0" w:type="dxa"/>
+          </w:tblCellMar>
+        </w:tblPrEx>
         <w:tc>
           <w:tcPr>
             <w:tcW w:w="8226" w:type="dxa"/>
@@ -659,6 +723,12 @@
         </w:tc>
       </w:tr>
       <w:tr>
+        <w:tblPrEx>
+          <w:tblCellMar>
+            <w:top w:w="0" w:type="dxa"/>
+            <w:bottom w:w="0" w:type="dxa"/>
+          </w:tblCellMar>
+        </w:tblPrEx>
         <w:tc>
           <w:tcPr>
             <w:tcW w:w="8226" w:type="dxa"/>
@@ -700,6 +770,12 @@
         </w:tc>
       </w:tr>
       <w:tr>
+        <w:tblPrEx>
+          <w:tblCellMar>
+            <w:top w:w="0" w:type="dxa"/>
+            <w:bottom w:w="0" w:type="dxa"/>
+          </w:tblCellMar>
+        </w:tblPrEx>
         <w:tc>
           <w:tcPr>
             <w:tcW w:w="8226" w:type="dxa"/>
@@ -741,6 +817,12 @@
         </w:tc>
       </w:tr>
       <w:tr>
+        <w:tblPrEx>
+          <w:tblCellMar>
+            <w:top w:w="0" w:type="dxa"/>
+            <w:bottom w:w="0" w:type="dxa"/>
+          </w:tblCellMar>
+        </w:tblPrEx>
         <w:tc>
           <w:tcPr>
             <w:tcW w:w="8226" w:type="dxa"/>
@@ -782,6 +864,12 @@
         </w:tc>
       </w:tr>
       <w:tr>
+        <w:tblPrEx>
+          <w:tblCellMar>
+            <w:top w:w="0" w:type="dxa"/>
+            <w:bottom w:w="0" w:type="dxa"/>
+          </w:tblCellMar>
+        </w:tblPrEx>
         <w:tc>
           <w:tcPr>
             <w:tcW w:w="8226" w:type="dxa"/>
@@ -823,6 +911,12 @@
         </w:tc>
       </w:tr>
       <w:tr>
+        <w:tblPrEx>
+          <w:tblCellMar>
+            <w:top w:w="0" w:type="dxa"/>
+            <w:bottom w:w="0" w:type="dxa"/>
+          </w:tblCellMar>
+        </w:tblPrEx>
         <w:tc>
           <w:tcPr>
             <w:tcW w:w="8226" w:type="dxa"/>
@@ -864,6 +958,12 @@
         </w:tc>
       </w:tr>
       <w:tr>
+        <w:tblPrEx>
+          <w:tblCellMar>
+            <w:top w:w="0" w:type="dxa"/>
+            <w:bottom w:w="0" w:type="dxa"/>
+          </w:tblCellMar>
+        </w:tblPrEx>
         <w:tc>
           <w:tcPr>
             <w:tcW w:w="8226" w:type="dxa"/>
@@ -905,6 +1005,12 @@
         </w:tc>
       </w:tr>
       <w:tr>
+        <w:tblPrEx>
+          <w:tblCellMar>
+            <w:top w:w="0" w:type="dxa"/>
+            <w:bottom w:w="0" w:type="dxa"/>
+          </w:tblCellMar>
+        </w:tblPrEx>
         <w:tc>
           <w:tcPr>
             <w:tcW w:w="8226" w:type="dxa"/>
@@ -946,6 +1052,12 @@
         </w:tc>
       </w:tr>
       <w:tr>
+        <w:tblPrEx>
+          <w:tblCellMar>
+            <w:top w:w="0" w:type="dxa"/>
+            <w:bottom w:w="0" w:type="dxa"/>
+          </w:tblCellMar>
+        </w:tblPrEx>
         <w:tc>
           <w:tcPr>
             <w:tcW w:w="8226" w:type="dxa"/>
@@ -987,6 +1099,12 @@
         </w:tc>
       </w:tr>
       <w:tr>
+        <w:tblPrEx>
+          <w:tblCellMar>
+            <w:top w:w="0" w:type="dxa"/>
+            <w:bottom w:w="0" w:type="dxa"/>
+          </w:tblCellMar>
+        </w:tblPrEx>
         <w:tc>
           <w:tcPr>
             <w:tcW w:w="8226" w:type="dxa"/>
@@ -1028,6 +1146,12 @@
         </w:tc>
       </w:tr>
       <w:tr>
+        <w:tblPrEx>
+          <w:tblCellMar>
+            <w:top w:w="0" w:type="dxa"/>
+            <w:bottom w:w="0" w:type="dxa"/>
+          </w:tblCellMar>
+        </w:tblPrEx>
         <w:tc>
           <w:tcPr>
             <w:tcW w:w="8226" w:type="dxa"/>
@@ -1069,6 +1193,12 @@
         </w:tc>
       </w:tr>
       <w:tr>
+        <w:tblPrEx>
+          <w:tblCellMar>
+            <w:top w:w="0" w:type="dxa"/>
+            <w:bottom w:w="0" w:type="dxa"/>
+          </w:tblCellMar>
+        </w:tblPrEx>
         <w:tc>
           <w:tcPr>
             <w:tcW w:w="8226" w:type="dxa"/>
@@ -1110,6 +1240,12 @@
         </w:tc>
       </w:tr>
       <w:tr>
+        <w:tblPrEx>
+          <w:tblCellMar>
+            <w:top w:w="0" w:type="dxa"/>
+            <w:bottom w:w="0" w:type="dxa"/>
+          </w:tblCellMar>
+        </w:tblPrEx>
         <w:tc>
           <w:tcPr>
             <w:tcW w:w="8226" w:type="dxa"/>
@@ -1151,6 +1287,12 @@
         </w:tc>
       </w:tr>
       <w:tr>
+        <w:tblPrEx>
+          <w:tblCellMar>
+            <w:top w:w="0" w:type="dxa"/>
+            <w:bottom w:w="0" w:type="dxa"/>
+          </w:tblCellMar>
+        </w:tblPrEx>
         <w:tc>
           <w:tcPr>
             <w:tcW w:w="8226" w:type="dxa"/>
@@ -1443,6 +1585,12 @@
         <w:gridCol w:w="5226"/>
       </w:tblGrid>
       <w:tr>
+        <w:tblPrEx>
+          <w:tblCellMar>
+            <w:top w:w="0" w:type="dxa"/>
+            <w:bottom w:w="0" w:type="dxa"/>
+          </w:tblCellMar>
+        </w:tblPrEx>
         <w:trPr>
           <w:tblHeader/>
         </w:trPr>
@@ -1526,6 +1674,12 @@
         </w:tc>
       </w:tr>
       <w:tr>
+        <w:tblPrEx>
+          <w:tblCellMar>
+            <w:top w:w="0" w:type="dxa"/>
+            <w:bottom w:w="0" w:type="dxa"/>
+          </w:tblCellMar>
+        </w:tblPrEx>
         <w:tc>
           <w:tcPr>
             <w:tcW w:w="2100" w:type="dxa"/>
@@ -1597,6 +1751,12 @@
         </w:tc>
       </w:tr>
       <w:tr>
+        <w:tblPrEx>
+          <w:tblCellMar>
+            <w:top w:w="0" w:type="dxa"/>
+            <w:bottom w:w="0" w:type="dxa"/>
+          </w:tblCellMar>
+        </w:tblPrEx>
         <w:tc>
           <w:tcPr>
             <w:tcW w:w="2100" w:type="dxa"/>
@@ -1671,6 +1831,12 @@
         </w:tc>
       </w:tr>
       <w:tr>
+        <w:tblPrEx>
+          <w:tblCellMar>
+            <w:top w:w="0" w:type="dxa"/>
+            <w:bottom w:w="0" w:type="dxa"/>
+          </w:tblCellMar>
+        </w:tblPrEx>
         <w:tc>
           <w:tcPr>
             <w:tcW w:w="2100" w:type="dxa"/>
@@ -1742,6 +1908,12 @@
         </w:tc>
       </w:tr>
       <w:tr>
+        <w:tblPrEx>
+          <w:tblCellMar>
+            <w:top w:w="0" w:type="dxa"/>
+            <w:bottom w:w="0" w:type="dxa"/>
+          </w:tblCellMar>
+        </w:tblPrEx>
         <w:tc>
           <w:tcPr>
             <w:tcW w:w="2100" w:type="dxa"/>
@@ -1816,6 +1988,12 @@
         </w:tc>
       </w:tr>
       <w:tr>
+        <w:tblPrEx>
+          <w:tblCellMar>
+            <w:top w:w="0" w:type="dxa"/>
+            <w:bottom w:w="0" w:type="dxa"/>
+          </w:tblCellMar>
+        </w:tblPrEx>
         <w:tc>
           <w:tcPr>
             <w:tcW w:w="2100" w:type="dxa"/>
@@ -1887,6 +2065,12 @@
         </w:tc>
       </w:tr>
       <w:tr>
+        <w:tblPrEx>
+          <w:tblCellMar>
+            <w:top w:w="0" w:type="dxa"/>
+            <w:bottom w:w="0" w:type="dxa"/>
+          </w:tblCellMar>
+        </w:tblPrEx>
         <w:tc>
           <w:tcPr>
             <w:tcW w:w="2100" w:type="dxa"/>
@@ -2161,6 +2345,12 @@
         <w:gridCol w:w="5026"/>
       </w:tblGrid>
       <w:tr>
+        <w:tblPrEx>
+          <w:tblCellMar>
+            <w:top w:w="0" w:type="dxa"/>
+            <w:bottom w:w="0" w:type="dxa"/>
+          </w:tblCellMar>
+        </w:tblPrEx>
         <w:trPr>
           <w:tblHeader/>
         </w:trPr>
@@ -2244,6 +2434,12 @@
         </w:tc>
       </w:tr>
       <w:tr>
+        <w:tblPrEx>
+          <w:tblCellMar>
+            <w:top w:w="0" w:type="dxa"/>
+            <w:bottom w:w="0" w:type="dxa"/>
+          </w:tblCellMar>
+        </w:tblPrEx>
         <w:tc>
           <w:tcPr>
             <w:tcW w:w="1500" w:type="dxa"/>
@@ -2315,6 +2511,12 @@
         </w:tc>
       </w:tr>
       <w:tr>
+        <w:tblPrEx>
+          <w:tblCellMar>
+            <w:top w:w="0" w:type="dxa"/>
+            <w:bottom w:w="0" w:type="dxa"/>
+          </w:tblCellMar>
+        </w:tblPrEx>
         <w:tc>
           <w:tcPr>
             <w:tcW w:w="1500" w:type="dxa"/>
@@ -2389,6 +2591,12 @@
         </w:tc>
       </w:tr>
       <w:tr>
+        <w:tblPrEx>
+          <w:tblCellMar>
+            <w:top w:w="0" w:type="dxa"/>
+            <w:bottom w:w="0" w:type="dxa"/>
+          </w:tblCellMar>
+        </w:tblPrEx>
         <w:tc>
           <w:tcPr>
             <w:tcW w:w="1500" w:type="dxa"/>
@@ -2533,6 +2741,12 @@
         </w:tc>
       </w:tr>
       <w:tr>
+        <w:tblPrEx>
+          <w:tblCellMar>
+            <w:top w:w="0" w:type="dxa"/>
+            <w:bottom w:w="0" w:type="dxa"/>
+          </w:tblCellMar>
+        </w:tblPrEx>
         <w:tc>
           <w:tcPr>
             <w:tcW w:w="1500" w:type="dxa"/>
@@ -2609,6 +2823,12 @@
         </w:tc>
       </w:tr>
       <w:tr>
+        <w:tblPrEx>
+          <w:tblCellMar>
+            <w:top w:w="0" w:type="dxa"/>
+            <w:bottom w:w="0" w:type="dxa"/>
+          </w:tblCellMar>
+        </w:tblPrEx>
         <w:tc>
           <w:tcPr>
             <w:tcW w:w="1500" w:type="dxa"/>
@@ -2689,6 +2909,12 @@
         </w:tc>
       </w:tr>
       <w:tr>
+        <w:tblPrEx>
+          <w:tblCellMar>
+            <w:top w:w="0" w:type="dxa"/>
+            <w:bottom w:w="0" w:type="dxa"/>
+          </w:tblCellMar>
+        </w:tblPrEx>
         <w:tc>
           <w:tcPr>
             <w:tcW w:w="1500" w:type="dxa"/>
@@ -2772,6 +2998,12 @@
         </w:tc>
       </w:tr>
       <w:tr>
+        <w:tblPrEx>
+          <w:tblCellMar>
+            <w:top w:w="0" w:type="dxa"/>
+            <w:bottom w:w="0" w:type="dxa"/>
+          </w:tblCellMar>
+        </w:tblPrEx>
         <w:tc>
           <w:tcPr>
             <w:tcW w:w="1500" w:type="dxa"/>
@@ -2852,6 +3084,12 @@
         </w:tc>
       </w:tr>
       <w:tr>
+        <w:tblPrEx>
+          <w:tblCellMar>
+            <w:top w:w="0" w:type="dxa"/>
+            <w:bottom w:w="0" w:type="dxa"/>
+          </w:tblCellMar>
+        </w:tblPrEx>
         <w:tc>
           <w:tcPr>
             <w:tcW w:w="1500" w:type="dxa"/>
@@ -2928,6 +3166,12 @@
         </w:tc>
       </w:tr>
       <w:tr>
+        <w:tblPrEx>
+          <w:tblCellMar>
+            <w:top w:w="0" w:type="dxa"/>
+            <w:bottom w:w="0" w:type="dxa"/>
+          </w:tblCellMar>
+        </w:tblPrEx>
         <w:tc>
           <w:tcPr>
             <w:tcW w:w="1500" w:type="dxa"/>
@@ -3032,7 +3276,7 @@
           <w:noProof/>
         </w:rPr>
         <w:drawing>
-          <wp:inline distT="0" distB="0" distL="0" distR="0" wp14:anchorId="7BBEF862" wp14:editId="684BC9E6">
+          <wp:inline distT="0" distB="0" distL="0" distR="0" wp14:anchorId="1238FFEE" wp14:editId="2FBF0954">
             <wp:extent cx="5715000" cy="3781425"/>
             <wp:effectExtent l="0" t="0" r="0" b="0"/>
             <wp:docPr id="1" name="Picture 1"/>
@@ -3129,6 +3373,12 @@
         <w:gridCol w:w="3869"/>
       </w:tblGrid>
       <w:tr>
+        <w:tblPrEx>
+          <w:tblCellMar>
+            <w:top w:w="0" w:type="dxa"/>
+            <w:bottom w:w="0" w:type="dxa"/>
+          </w:tblCellMar>
+        </w:tblPrEx>
         <w:trPr>
           <w:tblHeader/>
         </w:trPr>
@@ -3212,6 +3462,12 @@
         </w:tc>
       </w:tr>
       <w:tr>
+        <w:tblPrEx>
+          <w:tblCellMar>
+            <w:top w:w="0" w:type="dxa"/>
+            <w:bottom w:w="0" w:type="dxa"/>
+          </w:tblCellMar>
+        </w:tblPrEx>
         <w:tc>
           <w:tcPr>
             <w:tcW w:w="2000" w:type="dxa"/>
@@ -3293,6 +3549,12 @@
         </w:tc>
       </w:tr>
       <w:tr>
+        <w:tblPrEx>
+          <w:tblCellMar>
+            <w:top w:w="0" w:type="dxa"/>
+            <w:bottom w:w="0" w:type="dxa"/>
+          </w:tblCellMar>
+        </w:tblPrEx>
         <w:tc>
           <w:tcPr>
             <w:tcW w:w="2000" w:type="dxa"/>
@@ -3368,6 +3630,12 @@
         </w:tc>
       </w:tr>
       <w:tr>
+        <w:tblPrEx>
+          <w:tblCellMar>
+            <w:top w:w="0" w:type="dxa"/>
+            <w:bottom w:w="0" w:type="dxa"/>
+          </w:tblCellMar>
+        </w:tblPrEx>
         <w:tc>
           <w:tcPr>
             <w:tcW w:w="2000" w:type="dxa"/>
@@ -3474,6 +3742,12 @@
         </w:tc>
       </w:tr>
       <w:tr>
+        <w:tblPrEx>
+          <w:tblCellMar>
+            <w:top w:w="0" w:type="dxa"/>
+            <w:bottom w:w="0" w:type="dxa"/>
+          </w:tblCellMar>
+        </w:tblPrEx>
         <w:tc>
           <w:tcPr>
             <w:tcW w:w="2000" w:type="dxa"/>
@@ -3606,6 +3880,12 @@
         </w:tc>
       </w:tr>
       <w:tr>
+        <w:tblPrEx>
+          <w:tblCellMar>
+            <w:top w:w="0" w:type="dxa"/>
+            <w:bottom w:w="0" w:type="dxa"/>
+          </w:tblCellMar>
+        </w:tblPrEx>
         <w:tc>
           <w:tcPr>
             <w:tcW w:w="2000" w:type="dxa"/>
@@ -3710,6 +3990,12 @@
         </w:tc>
       </w:tr>
       <w:tr>
+        <w:tblPrEx>
+          <w:tblCellMar>
+            <w:top w:w="0" w:type="dxa"/>
+            <w:bottom w:w="0" w:type="dxa"/>
+          </w:tblCellMar>
+        </w:tblPrEx>
         <w:tc>
           <w:tcPr>
             <w:tcW w:w="2000" w:type="dxa"/>
@@ -3826,6 +4112,12 @@
         </w:tc>
       </w:tr>
       <w:tr>
+        <w:tblPrEx>
+          <w:tblCellMar>
+            <w:top w:w="0" w:type="dxa"/>
+            <w:bottom w:w="0" w:type="dxa"/>
+          </w:tblCellMar>
+        </w:tblPrEx>
         <w:tc>
           <w:tcPr>
             <w:tcW w:w="2000" w:type="dxa"/>
@@ -4048,10 +4340,10 @@
           <w:noProof/>
         </w:rPr>
         <w:drawing>
-          <wp:inline distT="0" distB="0" distL="0" distR="0" wp14:anchorId="3E8D77F6" wp14:editId="543FF86D">
+          <wp:inline distT="0" distB="0" distL="0" distR="0" wp14:anchorId="4ED5BA60" wp14:editId="785BCD10">
             <wp:extent cx="5715000" cy="3581400"/>
             <wp:effectExtent l="0" t="0" r="0" b="0"/>
-            <wp:docPr id="1891510439" name="Picture 1891510439"/>
+            <wp:docPr id="1764800855" name="Picture 1764800855"/>
             <wp:cNvGraphicFramePr>
               <a:graphicFrameLocks xmlns:a="http://schemas.openxmlformats.org/drawingml/2006/main" noChangeAspect="1"/>
             </wp:cNvGraphicFramePr>
@@ -4797,10 +5089,10 @@
           <w:noProof/>
         </w:rPr>
         <w:drawing>
-          <wp:inline distT="0" distB="0" distL="0" distR="0" wp14:anchorId="352A4231" wp14:editId="313A2E6A">
+          <wp:inline distT="0" distB="0" distL="0" distR="0" wp14:anchorId="74D6D6FF" wp14:editId="7102DBF6">
             <wp:extent cx="5286375" cy="5886450"/>
             <wp:effectExtent l="0" t="0" r="0" b="0"/>
-            <wp:docPr id="1268520072" name="Picture 1268520072"/>
+            <wp:docPr id="1339017480" name="Picture 1339017480"/>
             <wp:cNvGraphicFramePr>
               <a:graphicFrameLocks xmlns:a="http://schemas.openxmlformats.org/drawingml/2006/main" noChangeAspect="1"/>
             </wp:cNvGraphicFramePr>
@@ -5160,6 +5452,12 @@
         <w:gridCol w:w="4410"/>
       </w:tblGrid>
       <w:tr>
+        <w:tblPrEx>
+          <w:tblCellMar>
+            <w:top w:w="0" w:type="dxa"/>
+            <w:bottom w:w="0" w:type="dxa"/>
+          </w:tblCellMar>
+        </w:tblPrEx>
         <w:trPr>
           <w:tblHeader/>
         </w:trPr>
@@ -5243,6 +5541,12 @@
         </w:tc>
       </w:tr>
       <w:tr>
+        <w:tblPrEx>
+          <w:tblCellMar>
+            <w:top w:w="0" w:type="dxa"/>
+            <w:bottom w:w="0" w:type="dxa"/>
+          </w:tblCellMar>
+        </w:tblPrEx>
         <w:tc>
           <w:tcPr>
             <w:tcW w:w="2700" w:type="dxa"/>
@@ -5316,6 +5620,12 @@
         </w:tc>
       </w:tr>
       <w:tr>
+        <w:tblPrEx>
+          <w:tblCellMar>
+            <w:top w:w="0" w:type="dxa"/>
+            <w:bottom w:w="0" w:type="dxa"/>
+          </w:tblCellMar>
+        </w:tblPrEx>
         <w:tc>
           <w:tcPr>
             <w:tcW w:w="2700" w:type="dxa"/>
@@ -5390,6 +5700,12 @@
         </w:tc>
       </w:tr>
       <w:tr>
+        <w:tblPrEx>
+          <w:tblCellMar>
+            <w:top w:w="0" w:type="dxa"/>
+            <w:bottom w:w="0" w:type="dxa"/>
+          </w:tblCellMar>
+        </w:tblPrEx>
         <w:tc>
           <w:tcPr>
             <w:tcW w:w="2700" w:type="dxa"/>
@@ -5463,6 +5779,12 @@
         </w:tc>
       </w:tr>
       <w:tr>
+        <w:tblPrEx>
+          <w:tblCellMar>
+            <w:top w:w="0" w:type="dxa"/>
+            <w:bottom w:w="0" w:type="dxa"/>
+          </w:tblCellMar>
+        </w:tblPrEx>
         <w:tc>
           <w:tcPr>
             <w:tcW w:w="2700" w:type="dxa"/>
@@ -5539,6 +5861,12 @@
         </w:tc>
       </w:tr>
       <w:tr>
+        <w:tblPrEx>
+          <w:tblCellMar>
+            <w:top w:w="0" w:type="dxa"/>
+            <w:bottom w:w="0" w:type="dxa"/>
+          </w:tblCellMar>
+        </w:tblPrEx>
         <w:tc>
           <w:tcPr>
             <w:tcW w:w="2700" w:type="dxa"/>
@@ -5612,6 +5940,12 @@
         </w:tc>
       </w:tr>
       <w:tr>
+        <w:tblPrEx>
+          <w:tblCellMar>
+            <w:top w:w="0" w:type="dxa"/>
+            <w:bottom w:w="0" w:type="dxa"/>
+          </w:tblCellMar>
+        </w:tblPrEx>
         <w:tc>
           <w:tcPr>
             <w:tcW w:w="2700" w:type="dxa"/>
@@ -5688,6 +6022,12 @@
         </w:tc>
       </w:tr>
       <w:tr>
+        <w:tblPrEx>
+          <w:tblCellMar>
+            <w:top w:w="0" w:type="dxa"/>
+            <w:bottom w:w="0" w:type="dxa"/>
+          </w:tblCellMar>
+        </w:tblPrEx>
         <w:tc>
           <w:tcPr>
             <w:tcW w:w="2700" w:type="dxa"/>
@@ -5761,6 +6101,12 @@
         </w:tc>
       </w:tr>
       <w:tr>
+        <w:tblPrEx>
+          <w:tblCellMar>
+            <w:top w:w="0" w:type="dxa"/>
+            <w:bottom w:w="0" w:type="dxa"/>
+          </w:tblCellMar>
+        </w:tblPrEx>
         <w:tc>
           <w:tcPr>
             <w:tcW w:w="2700" w:type="dxa"/>
@@ -5837,6 +6183,12 @@
         </w:tc>
       </w:tr>
       <w:tr>
+        <w:tblPrEx>
+          <w:tblCellMar>
+            <w:top w:w="0" w:type="dxa"/>
+            <w:bottom w:w="0" w:type="dxa"/>
+          </w:tblCellMar>
+        </w:tblPrEx>
         <w:tc>
           <w:tcPr>
             <w:tcW w:w="2700" w:type="dxa"/>
@@ -5910,6 +6262,12 @@
         </w:tc>
       </w:tr>
       <w:tr>
+        <w:tblPrEx>
+          <w:tblCellMar>
+            <w:top w:w="0" w:type="dxa"/>
+            <w:bottom w:w="0" w:type="dxa"/>
+          </w:tblCellMar>
+        </w:tblPrEx>
         <w:tc>
           <w:tcPr>
             <w:tcW w:w="2700" w:type="dxa"/>
@@ -5986,6 +6344,12 @@
         </w:tc>
       </w:tr>
       <w:tr>
+        <w:tblPrEx>
+          <w:tblCellMar>
+            <w:top w:w="0" w:type="dxa"/>
+            <w:bottom w:w="0" w:type="dxa"/>
+          </w:tblCellMar>
+        </w:tblPrEx>
         <w:tc>
           <w:tcPr>
             <w:tcW w:w="2700" w:type="dxa"/>
@@ -6059,6 +6423,12 @@
         </w:tc>
       </w:tr>
       <w:tr>
+        <w:tblPrEx>
+          <w:tblCellMar>
+            <w:top w:w="0" w:type="dxa"/>
+            <w:bottom w:w="0" w:type="dxa"/>
+          </w:tblCellMar>
+        </w:tblPrEx>
         <w:tc>
           <w:tcPr>
             <w:tcW w:w="2700" w:type="dxa"/>
@@ -6208,6 +6578,12 @@
         <w:gridCol w:w="4126"/>
       </w:tblGrid>
       <w:tr>
+        <w:tblPrEx>
+          <w:tblCellMar>
+            <w:top w:w="0" w:type="dxa"/>
+            <w:bottom w:w="0" w:type="dxa"/>
+          </w:tblCellMar>
+        </w:tblPrEx>
         <w:trPr>
           <w:tblHeader/>
         </w:trPr>
@@ -6291,6 +6667,12 @@
         </w:tc>
       </w:tr>
       <w:tr>
+        <w:tblPrEx>
+          <w:tblCellMar>
+            <w:top w:w="0" w:type="dxa"/>
+            <w:bottom w:w="0" w:type="dxa"/>
+          </w:tblCellMar>
+        </w:tblPrEx>
         <w:tc>
           <w:tcPr>
             <w:tcW w:w="1800" w:type="dxa"/>
@@ -6412,6 +6794,12 @@
         </w:tc>
       </w:tr>
       <w:tr>
+        <w:tblPrEx>
+          <w:tblCellMar>
+            <w:top w:w="0" w:type="dxa"/>
+            <w:bottom w:w="0" w:type="dxa"/>
+          </w:tblCellMar>
+        </w:tblPrEx>
         <w:tc>
           <w:tcPr>
             <w:tcW w:w="1800" w:type="dxa"/>
@@ -6915,6 +7303,12 @@
         <w:gridCol w:w="7326"/>
       </w:tblGrid>
       <w:tr>
+        <w:tblPrEx>
+          <w:tblCellMar>
+            <w:top w:w="0" w:type="dxa"/>
+            <w:bottom w:w="0" w:type="dxa"/>
+          </w:tblCellMar>
+        </w:tblPrEx>
         <w:trPr>
           <w:tblHeader/>
         </w:trPr>
@@ -6973,6 +7367,12 @@
         </w:tc>
       </w:tr>
       <w:tr>
+        <w:tblPrEx>
+          <w:tblCellMar>
+            <w:top w:w="0" w:type="dxa"/>
+            <w:bottom w:w="0" w:type="dxa"/>
+          </w:tblCellMar>
+        </w:tblPrEx>
         <w:tc>
           <w:tcPr>
             <w:tcW w:w="1700" w:type="dxa"/>
@@ -7069,6 +7469,12 @@
         </w:tc>
       </w:tr>
       <w:tr>
+        <w:tblPrEx>
+          <w:tblCellMar>
+            <w:top w:w="0" w:type="dxa"/>
+            <w:bottom w:w="0" w:type="dxa"/>
+          </w:tblCellMar>
+        </w:tblPrEx>
         <w:tc>
           <w:tcPr>
             <w:tcW w:w="1700" w:type="dxa"/>
@@ -7119,6 +7525,12 @@
         </w:tc>
       </w:tr>
       <w:tr>
+        <w:tblPrEx>
+          <w:tblCellMar>
+            <w:top w:w="0" w:type="dxa"/>
+            <w:bottom w:w="0" w:type="dxa"/>
+          </w:tblCellMar>
+        </w:tblPrEx>
         <w:tc>
           <w:tcPr>
             <w:tcW w:w="1700" w:type="dxa"/>
@@ -8334,6 +8746,12 @@
         <w:gridCol w:w="4562"/>
       </w:tblGrid>
       <w:tr>
+        <w:tblPrEx>
+          <w:tblCellMar>
+            <w:top w:w="0" w:type="dxa"/>
+            <w:bottom w:w="0" w:type="dxa"/>
+          </w:tblCellMar>
+        </w:tblPrEx>
         <w:trPr>
           <w:tblHeader/>
         </w:trPr>
@@ -8417,6 +8835,12 @@
         </w:tc>
       </w:tr>
       <w:tr>
+        <w:tblPrEx>
+          <w:tblCellMar>
+            <w:top w:w="0" w:type="dxa"/>
+            <w:bottom w:w="0" w:type="dxa"/>
+          </w:tblCellMar>
+        </w:tblPrEx>
         <w:tc>
           <w:tcPr>
             <w:tcW w:w="1500" w:type="dxa"/>
@@ -8545,6 +8969,12 @@
         </w:tc>
       </w:tr>
       <w:tr>
+        <w:tblPrEx>
+          <w:tblCellMar>
+            <w:top w:w="0" w:type="dxa"/>
+            <w:bottom w:w="0" w:type="dxa"/>
+          </w:tblCellMar>
+        </w:tblPrEx>
         <w:tc>
           <w:tcPr>
             <w:tcW w:w="1500" w:type="dxa"/>
@@ -8692,6 +9122,12 @@
         </w:tc>
       </w:tr>
       <w:tr>
+        <w:tblPrEx>
+          <w:tblCellMar>
+            <w:top w:w="0" w:type="dxa"/>
+            <w:bottom w:w="0" w:type="dxa"/>
+          </w:tblCellMar>
+        </w:tblPrEx>
         <w:tc>
           <w:tcPr>
             <w:tcW w:w="1500" w:type="dxa"/>
@@ -8763,6 +9199,12 @@
         </w:tc>
       </w:tr>
       <w:tr>
+        <w:tblPrEx>
+          <w:tblCellMar>
+            <w:top w:w="0" w:type="dxa"/>
+            <w:bottom w:w="0" w:type="dxa"/>
+          </w:tblCellMar>
+        </w:tblPrEx>
         <w:tc>
           <w:tcPr>
             <w:tcW w:w="1500" w:type="dxa"/>
@@ -9204,6 +9646,12 @@
         <w:gridCol w:w="6726"/>
       </w:tblGrid>
       <w:tr>
+        <w:tblPrEx>
+          <w:tblCellMar>
+            <w:top w:w="0" w:type="dxa"/>
+            <w:bottom w:w="0" w:type="dxa"/>
+          </w:tblCellMar>
+        </w:tblPrEx>
         <w:trPr>
           <w:tblHeader/>
         </w:trPr>
@@ -9261,6 +9709,12 @@
         </w:tc>
       </w:tr>
       <w:tr>
+        <w:tblPrEx>
+          <w:tblCellMar>
+            <w:top w:w="0" w:type="dxa"/>
+            <w:bottom w:w="0" w:type="dxa"/>
+          </w:tblCellMar>
+        </w:tblPrEx>
         <w:tc>
           <w:tcPr>
             <w:tcW w:w="2300" w:type="dxa"/>
@@ -9318,6 +9772,12 @@
         </w:tc>
       </w:tr>
       <w:tr>
+        <w:tblPrEx>
+          <w:tblCellMar>
+            <w:top w:w="0" w:type="dxa"/>
+            <w:bottom w:w="0" w:type="dxa"/>
+          </w:tblCellMar>
+        </w:tblPrEx>
         <w:tc>
           <w:tcPr>
             <w:tcW w:w="2300" w:type="dxa"/>
@@ -9386,6 +9846,12 @@
         </w:tc>
       </w:tr>
       <w:tr>
+        <w:tblPrEx>
+          <w:tblCellMar>
+            <w:top w:w="0" w:type="dxa"/>
+            <w:bottom w:w="0" w:type="dxa"/>
+          </w:tblCellMar>
+        </w:tblPrEx>
         <w:tc>
           <w:tcPr>
             <w:tcW w:w="2300" w:type="dxa"/>
@@ -9484,6 +9950,12 @@
         </w:tc>
       </w:tr>
       <w:tr>
+        <w:tblPrEx>
+          <w:tblCellMar>
+            <w:top w:w="0" w:type="dxa"/>
+            <w:bottom w:w="0" w:type="dxa"/>
+          </w:tblCellMar>
+        </w:tblPrEx>
         <w:tc>
           <w:tcPr>
             <w:tcW w:w="2300" w:type="dxa"/>
@@ -9568,6 +10040,12 @@
         </w:tc>
       </w:tr>
       <w:tr>
+        <w:tblPrEx>
+          <w:tblCellMar>
+            <w:top w:w="0" w:type="dxa"/>
+            <w:bottom w:w="0" w:type="dxa"/>
+          </w:tblCellMar>
+        </w:tblPrEx>
         <w:tc>
           <w:tcPr>
             <w:tcW w:w="2300" w:type="dxa"/>
@@ -9634,6 +10112,12 @@
         </w:tc>
       </w:tr>
       <w:tr>
+        <w:tblPrEx>
+          <w:tblCellMar>
+            <w:top w:w="0" w:type="dxa"/>
+            <w:bottom w:w="0" w:type="dxa"/>
+          </w:tblCellMar>
+        </w:tblPrEx>
         <w:tc>
           <w:tcPr>
             <w:tcW w:w="2300" w:type="dxa"/>
@@ -9775,6 +10259,12 @@
         <w:gridCol w:w="6126"/>
       </w:tblGrid>
       <w:tr>
+        <w:tblPrEx>
+          <w:tblCellMar>
+            <w:top w:w="0" w:type="dxa"/>
+            <w:bottom w:w="0" w:type="dxa"/>
+          </w:tblCellMar>
+        </w:tblPrEx>
         <w:trPr>
           <w:tblHeader/>
         </w:trPr>
@@ -9858,6 +10348,12 @@
         </w:tc>
       </w:tr>
       <w:tr>
+        <w:tblPrEx>
+          <w:tblCellMar>
+            <w:top w:w="0" w:type="dxa"/>
+            <w:bottom w:w="0" w:type="dxa"/>
+          </w:tblCellMar>
+        </w:tblPrEx>
         <w:tc>
           <w:tcPr>
             <w:tcW w:w="2000" w:type="dxa"/>
@@ -9929,6 +10425,12 @@
         </w:tc>
       </w:tr>
       <w:tr>
+        <w:tblPrEx>
+          <w:tblCellMar>
+            <w:top w:w="0" w:type="dxa"/>
+            <w:bottom w:w="0" w:type="dxa"/>
+          </w:tblCellMar>
+        </w:tblPrEx>
         <w:tc>
           <w:tcPr>
             <w:tcW w:w="2000" w:type="dxa"/>
@@ -10003,6 +10505,12 @@
         </w:tc>
       </w:tr>
       <w:tr>
+        <w:tblPrEx>
+          <w:tblCellMar>
+            <w:top w:w="0" w:type="dxa"/>
+            <w:bottom w:w="0" w:type="dxa"/>
+          </w:tblCellMar>
+        </w:tblPrEx>
         <w:tc>
           <w:tcPr>
             <w:tcW w:w="2000" w:type="dxa"/>
@@ -10083,6 +10591,12 @@
         </w:tc>
       </w:tr>
       <w:tr>
+        <w:tblPrEx>
+          <w:tblCellMar>
+            <w:top w:w="0" w:type="dxa"/>
+            <w:bottom w:w="0" w:type="dxa"/>
+          </w:tblCellMar>
+        </w:tblPrEx>
         <w:tc>
           <w:tcPr>
             <w:tcW w:w="2000" w:type="dxa"/>
@@ -10912,6 +11426,12 @@
         <w:gridCol w:w="6626"/>
       </w:tblGrid>
       <w:tr>
+        <w:tblPrEx>
+          <w:tblCellMar>
+            <w:top w:w="0" w:type="dxa"/>
+            <w:bottom w:w="0" w:type="dxa"/>
+          </w:tblCellMar>
+        </w:tblPrEx>
         <w:trPr>
           <w:tblHeader/>
         </w:trPr>
@@ -10969,6 +11489,12 @@
         </w:tc>
       </w:tr>
       <w:tr>
+        <w:tblPrEx>
+          <w:tblCellMar>
+            <w:top w:w="0" w:type="dxa"/>
+            <w:bottom w:w="0" w:type="dxa"/>
+          </w:tblCellMar>
+        </w:tblPrEx>
         <w:tc>
           <w:tcPr>
             <w:tcW w:w="2400" w:type="dxa"/>
@@ -11042,6 +11568,12 @@
         </w:tc>
       </w:tr>
       <w:tr>
+        <w:tblPrEx>
+          <w:tblCellMar>
+            <w:top w:w="0" w:type="dxa"/>
+            <w:bottom w:w="0" w:type="dxa"/>
+          </w:tblCellMar>
+        </w:tblPrEx>
         <w:tc>
           <w:tcPr>
             <w:tcW w:w="2400" w:type="dxa"/>
@@ -11158,6 +11690,12 @@
         </w:tc>
       </w:tr>
       <w:tr>
+        <w:tblPrEx>
+          <w:tblCellMar>
+            <w:top w:w="0" w:type="dxa"/>
+            <w:bottom w:w="0" w:type="dxa"/>
+          </w:tblCellMar>
+        </w:tblPrEx>
         <w:tc>
           <w:tcPr>
             <w:tcW w:w="2400" w:type="dxa"/>
@@ -11206,6 +11744,12 @@
         </w:tc>
       </w:tr>
       <w:tr>
+        <w:tblPrEx>
+          <w:tblCellMar>
+            <w:top w:w="0" w:type="dxa"/>
+            <w:bottom w:w="0" w:type="dxa"/>
+          </w:tblCellMar>
+        </w:tblPrEx>
         <w:tc>
           <w:tcPr>
             <w:tcW w:w="2400" w:type="dxa"/>
@@ -11288,6 +11832,12 @@
         </w:tc>
       </w:tr>
       <w:tr>
+        <w:tblPrEx>
+          <w:tblCellMar>
+            <w:top w:w="0" w:type="dxa"/>
+            <w:bottom w:w="0" w:type="dxa"/>
+          </w:tblCellMar>
+        </w:tblPrEx>
         <w:tc>
           <w:tcPr>
             <w:tcW w:w="2400" w:type="dxa"/>
@@ -11354,6 +11904,12 @@
         </w:tc>
       </w:tr>
       <w:tr>
+        <w:tblPrEx>
+          <w:tblCellMar>
+            <w:top w:w="0" w:type="dxa"/>
+            <w:bottom w:w="0" w:type="dxa"/>
+          </w:tblCellMar>
+        </w:tblPrEx>
         <w:tc>
           <w:tcPr>
             <w:tcW w:w="2400" w:type="dxa"/>
@@ -11404,6 +11960,12 @@
         </w:tc>
       </w:tr>
       <w:tr>
+        <w:tblPrEx>
+          <w:tblCellMar>
+            <w:top w:w="0" w:type="dxa"/>
+            <w:bottom w:w="0" w:type="dxa"/>
+          </w:tblCellMar>
+        </w:tblPrEx>
         <w:tc>
           <w:tcPr>
             <w:tcW w:w="2400" w:type="dxa"/>
@@ -11468,6 +12030,12 @@
         </w:tc>
       </w:tr>
       <w:tr>
+        <w:tblPrEx>
+          <w:tblCellMar>
+            <w:top w:w="0" w:type="dxa"/>
+            <w:bottom w:w="0" w:type="dxa"/>
+          </w:tblCellMar>
+        </w:tblPrEx>
         <w:tc>
           <w:tcPr>
             <w:tcW w:w="2400" w:type="dxa"/>
@@ -11534,6 +12102,12 @@
         </w:tc>
       </w:tr>
       <w:tr>
+        <w:tblPrEx>
+          <w:tblCellMar>
+            <w:top w:w="0" w:type="dxa"/>
+            <w:bottom w:w="0" w:type="dxa"/>
+          </w:tblCellMar>
+        </w:tblPrEx>
         <w:tc>
           <w:tcPr>
             <w:tcW w:w="2400" w:type="dxa"/>
@@ -11582,6 +12156,12 @@
         </w:tc>
       </w:tr>
       <w:tr>
+        <w:tblPrEx>
+          <w:tblCellMar>
+            <w:top w:w="0" w:type="dxa"/>
+            <w:bottom w:w="0" w:type="dxa"/>
+          </w:tblCellMar>
+        </w:tblPrEx>
         <w:tc>
           <w:tcPr>
             <w:tcW w:w="2400" w:type="dxa"/>
@@ -11632,6 +12212,12 @@
         </w:tc>
       </w:tr>
       <w:tr>
+        <w:tblPrEx>
+          <w:tblCellMar>
+            <w:top w:w="0" w:type="dxa"/>
+            <w:bottom w:w="0" w:type="dxa"/>
+          </w:tblCellMar>
+        </w:tblPrEx>
         <w:tc>
           <w:tcPr>
             <w:tcW w:w="2400" w:type="dxa"/>
@@ -11714,6 +12300,12 @@
         </w:tc>
       </w:tr>
       <w:tr>
+        <w:tblPrEx>
+          <w:tblCellMar>
+            <w:top w:w="0" w:type="dxa"/>
+            <w:bottom w:w="0" w:type="dxa"/>
+          </w:tblCellMar>
+        </w:tblPrEx>
         <w:tc>
           <w:tcPr>
             <w:tcW w:w="2400" w:type="dxa"/>
@@ -12790,23 +13382,8 @@
           <w:sz w:val="18"/>
           <w:szCs w:val="18"/>
         </w:rPr>
-        <w:t xml:space="preserve"> </w:t>
-      </w:r>
-      <w:r>
-        <w:rPr>
-          <w:rFonts w:ascii="Consolas" w:eastAsia="Consolas" w:hAnsi="Consolas" w:cs="Consolas"/>
-          <w:sz w:val="18"/>
-          <w:szCs w:val="18"/>
-        </w:rPr>
-        <w:t>README.md                   how to run it</w:t>
-      </w:r>
-    </w:p>
-    <w:p>
-      <w:pPr>
-        <w:shd w:val="clear" w:color="auto" w:fill="F2F4F7"/>
-        <w:spacing w:after="160"/>
-        <w:ind w:left="200" w:right="200"/>
-      </w:pPr>
+        <w:t xml:space="preserve"> README.md                   how to run it</w:t>
+      </w:r>
     </w:p>
     <w:p>
       <w:r>
@@ -14750,68 +15327,64 @@
 <file path=word/numbering.xml><?xml version="1.0" encoding="utf-8"?>
 <w:numbering xmlns:wpc="http://schemas.microsoft.com/office/word/2010/wordprocessingCanvas" xmlns:cx="http://schemas.microsoft.com/office/drawing/2014/chartex" xmlns:cx1="http://schemas.microsoft.com/office/drawing/2015/9/8/chartex" xmlns:cx2="http://schemas.microsoft.com/office/drawing/2015/10/21/chartex" xmlns:cx3="http://schemas.microsoft.com/office/drawing/2016/5/9/chartex" xmlns:cx4="http://schemas.microsoft.com/office/drawing/2016/5/10/chartex" xmlns:cx5="http://schemas.microsoft.com/office/drawing/2016/5/11/chartex" xmlns:cx6="http://schemas.microsoft.com/office/drawing/2016/5/12/chartex" xmlns:cx7="http://schemas.microsoft.com/office/drawing/2016/5/13/chartex" xmlns:cx8="http://schemas.microsoft.com/office/drawing/2016/5/14/chartex" xmlns:mc="http://schemas.openxmlformats.org/markup-compatibility/2006" xmlns:aink="http://schemas.microsoft.com/office/drawing/2016/ink" xmlns:am3d="http://schemas.microsoft.com/office/drawing/2017/model3d" xmlns:o="urn:schemas-microsoft-com:office:office" xmlns:oel="http://schemas.microsoft.com/office/2019/extlst" xmlns:r="http://schemas.openxmlformats.org/officeDocument/2006/relationships" xmlns:m="http://schemas.openxmlformats.org/officeDocument/2006/math" xmlns:v="urn:schemas-microsoft-com:vml" xmlns:wp14="http://schemas.microsoft.com/office/word/2010/wordprocessingDrawing" xmlns:wp="http://schemas.openxmlformats.org/drawingml/2006/wordprocessingDrawing" xmlns:w10="urn:schemas-microsoft-com:office:word" xmlns:w="http://schemas.openxmlformats.org/wordprocessingml/2006/main" xmlns:w14="http://schemas.microsoft.com/office/word/2010/wordml" xmlns:w15="http://schemas.microsoft.com/office/word/2012/wordml" xmlns:w16cei="http://schemas.microsoft.com/office/word/2026/wordml/cei" xmlns:w16cex="http://schemas.microsoft.com/office/word/2018/wordml/cex" xmlns:w16cid="http://schemas.microsoft.com/office/word/2016/wordml/cid" xmlns:w16="http://schemas.microsoft.com/office/word/2018/wordml" xmlns:w16du="http://schemas.microsoft.com/office/word/2023/wordml/word16du" xmlns:w16sdtdh="http://schemas.microsoft.com/office/word/2020/wordml/sdtdatahash" xmlns:w16sdtfl="http://schemas.microsoft.com/office/word/2024/wordml/sdtformatlock" xmlns:w16se="http://schemas.microsoft.com/office/word/2015/wordml/symex" xmlns:wpg="http://schemas.microsoft.com/office/word/2010/wordprocessingGroup" xmlns:wpi="http://schemas.microsoft.com/office/word/2010/wordprocessingInk" xmlns:wne="http://schemas.microsoft.com/office/word/2006/wordml" xmlns:wps="http://schemas.microsoft.com/office/word/2010/wordprocessingShape" mc:Ignorable="w14 w15 w16se w16cid w16 w16cex w16sdtdh w16sdtfl w16du wp14">
   <w:abstractNum w:abstractNumId="0" w15:restartNumberingAfterBreak="0">
-    <w:nsid w:val="17DF0193"/>
+    <w:nsid w:val="228167B0"/>
     <w:multiLevelType w:val="hybridMultilevel"/>
-    <w:tmpl w:val="3BA0C87C"/>
-    <w:lvl w:ilvl="0" w:tplc="EFBC9ECA">
+    <w:tmpl w:val="291EDBAE"/>
+    <w:lvl w:ilvl="0" w:tplc="63DEA410">
       <w:start w:val="1"/>
-      <w:numFmt w:val="bullet"/>
-      <w:lvlText w:val="•"/>
+      <w:numFmt w:val="decimal"/>
+      <w:lvlText w:val="%1."/>
       <w:lvlJc w:val="left"/>
       <w:pPr>
         <w:ind w:left="460" w:hanging="260"/>
       </w:pPr>
     </w:lvl>
-    <w:lvl w:ilvl="1" w:tplc="4000AAA2">
-      <w:start w:val="1"/>
-      <w:numFmt w:val="bullet"/>
-      <w:lvlText w:val="◦"/>
-      <w:lvlJc w:val="left"/>
-      <w:pPr>
-        <w:ind w:left="900" w:hanging="260"/>
-      </w:pPr>
-    </w:lvl>
-    <w:lvl w:ilvl="2" w:tplc="A5BA6CF6">
+    <w:lvl w:ilvl="1" w:tplc="6B843260">
       <w:numFmt w:val="decimal"/>
       <w:lvlText w:val=""/>
       <w:lvlJc w:val="left"/>
     </w:lvl>
-    <w:lvl w:ilvl="3" w:tplc="7CFE7946">
+    <w:lvl w:ilvl="2" w:tplc="0BE0E37A">
       <w:numFmt w:val="decimal"/>
       <w:lvlText w:val=""/>
       <w:lvlJc w:val="left"/>
     </w:lvl>
-    <w:lvl w:ilvl="4" w:tplc="EABCD8D6">
+    <w:lvl w:ilvl="3" w:tplc="5AECA0BC">
       <w:numFmt w:val="decimal"/>
       <w:lvlText w:val=""/>
       <w:lvlJc w:val="left"/>
     </w:lvl>
-    <w:lvl w:ilvl="5" w:tplc="18C6AD72">
+    <w:lvl w:ilvl="4" w:tplc="C0AE4354">
       <w:numFmt w:val="decimal"/>
       <w:lvlText w:val=""/>
       <w:lvlJc w:val="left"/>
     </w:lvl>
-    <w:lvl w:ilvl="6" w:tplc="7E66914A">
+    <w:lvl w:ilvl="5" w:tplc="60D6874E">
       <w:numFmt w:val="decimal"/>
       <w:lvlText w:val=""/>
       <w:lvlJc w:val="left"/>
     </w:lvl>
-    <w:lvl w:ilvl="7" w:tplc="6926362A">
+    <w:lvl w:ilvl="6" w:tplc="5FFCD7E0">
       <w:numFmt w:val="decimal"/>
       <w:lvlText w:val=""/>
       <w:lvlJc w:val="left"/>
     </w:lvl>
-    <w:lvl w:ilvl="8" w:tplc="3BEC4EB4">
+    <w:lvl w:ilvl="7" w:tplc="4A307638">
+      <w:numFmt w:val="decimal"/>
+      <w:lvlText w:val=""/>
+      <w:lvlJc w:val="left"/>
+    </w:lvl>
+    <w:lvl w:ilvl="8" w:tplc="E37247E4">
       <w:numFmt w:val="decimal"/>
       <w:lvlText w:val=""/>
       <w:lvlJc w:val="left"/>
     </w:lvl>
   </w:abstractNum>
   <w:abstractNum w:abstractNumId="1" w15:restartNumberingAfterBreak="0">
-    <w:nsid w:val="741F09EF"/>
+    <w:nsid w:val="6FBE1F28"/>
     <w:multiLevelType w:val="hybridMultilevel"/>
-    <w:tmpl w:val="6E4A913E"/>
-    <w:lvl w:ilvl="0" w:tplc="71204274">
+    <w:tmpl w:val="0B60BB62"/>
+    <w:lvl w:ilvl="0" w:tplc="54A232C2">
       <w:start w:val="1"/>
       <w:numFmt w:val="bullet"/>
       <w:lvlText w:val="●"/>
@@ -14820,7 +15393,7 @@
         <w:ind w:left="720" w:hanging="360"/>
       </w:pPr>
     </w:lvl>
-    <w:lvl w:ilvl="1" w:tplc="D36C55B8">
+    <w:lvl w:ilvl="1" w:tplc="9E3CFC84">
       <w:start w:val="1"/>
       <w:numFmt w:val="bullet"/>
       <w:lvlText w:val="○"/>
@@ -14829,7 +15402,7 @@
         <w:ind w:left="1440" w:hanging="360"/>
       </w:pPr>
     </w:lvl>
-    <w:lvl w:ilvl="2" w:tplc="E22EA3F4">
+    <w:lvl w:ilvl="2" w:tplc="FF9EEE64">
       <w:start w:val="1"/>
       <w:numFmt w:val="bullet"/>
       <w:lvlText w:val="■"/>
@@ -14838,7 +15411,7 @@
         <w:ind w:left="2160" w:hanging="360"/>
       </w:pPr>
     </w:lvl>
-    <w:lvl w:ilvl="3" w:tplc="42A8B78E">
+    <w:lvl w:ilvl="3" w:tplc="08365626">
       <w:start w:val="1"/>
       <w:numFmt w:val="bullet"/>
       <w:lvlText w:val="●"/>
@@ -14847,7 +15420,7 @@
         <w:ind w:left="2880" w:hanging="360"/>
       </w:pPr>
     </w:lvl>
-    <w:lvl w:ilvl="4" w:tplc="71704D20">
+    <w:lvl w:ilvl="4" w:tplc="6D549772">
       <w:start w:val="1"/>
       <w:numFmt w:val="bullet"/>
       <w:lvlText w:val="○"/>
@@ -14856,7 +15429,7 @@
         <w:ind w:left="3600" w:hanging="360"/>
       </w:pPr>
     </w:lvl>
-    <w:lvl w:ilvl="5" w:tplc="407E9E6A">
+    <w:lvl w:ilvl="5" w:tplc="8B9A1136">
       <w:start w:val="1"/>
       <w:numFmt w:val="bullet"/>
       <w:lvlText w:val="■"/>
@@ -14865,7 +15438,7 @@
         <w:ind w:left="4320" w:hanging="360"/>
       </w:pPr>
     </w:lvl>
-    <w:lvl w:ilvl="6" w:tplc="E912F3C2">
+    <w:lvl w:ilvl="6" w:tplc="C470B41A">
       <w:start w:val="1"/>
       <w:numFmt w:val="bullet"/>
       <w:lvlText w:val="●"/>
@@ -14874,7 +15447,7 @@
         <w:ind w:left="5040" w:hanging="360"/>
       </w:pPr>
     </w:lvl>
-    <w:lvl w:ilvl="7" w:tplc="FD14947C">
+    <w:lvl w:ilvl="7" w:tplc="F94A4460">
       <w:start w:val="1"/>
       <w:numFmt w:val="bullet"/>
       <w:lvlText w:val="●"/>
@@ -14883,7 +15456,7 @@
         <w:ind w:left="5760" w:hanging="360"/>
       </w:pPr>
     </w:lvl>
-    <w:lvl w:ilvl="8" w:tplc="FAFAE794">
+    <w:lvl w:ilvl="8" w:tplc="7C8204D4">
       <w:start w:val="1"/>
       <w:numFmt w:val="bullet"/>
       <w:lvlText w:val="●"/>
@@ -14894,73 +15467,77 @@
     </w:lvl>
   </w:abstractNum>
   <w:abstractNum w:abstractNumId="2" w15:restartNumberingAfterBreak="0">
-    <w:nsid w:val="780704E3"/>
+    <w:nsid w:val="700841B6"/>
     <w:multiLevelType w:val="hybridMultilevel"/>
-    <w:tmpl w:val="35AC6244"/>
-    <w:lvl w:ilvl="0" w:tplc="3C10A9A4">
+    <w:tmpl w:val="2738D95C"/>
+    <w:lvl w:ilvl="0" w:tplc="552291D8">
       <w:start w:val="1"/>
-      <w:numFmt w:val="decimal"/>
-      <w:lvlText w:val="%1."/>
+      <w:numFmt w:val="bullet"/>
+      <w:lvlText w:val="•"/>
       <w:lvlJc w:val="left"/>
       <w:pPr>
         <w:ind w:left="460" w:hanging="260"/>
       </w:pPr>
     </w:lvl>
-    <w:lvl w:ilvl="1" w:tplc="65222312">
+    <w:lvl w:ilvl="1" w:tplc="A6709280">
+      <w:start w:val="1"/>
+      <w:numFmt w:val="bullet"/>
+      <w:lvlText w:val="◦"/>
+      <w:lvlJc w:val="left"/>
+      <w:pPr>
+        <w:ind w:left="900" w:hanging="260"/>
+      </w:pPr>
+    </w:lvl>
+    <w:lvl w:ilvl="2" w:tplc="C2886B26">
       <w:numFmt w:val="decimal"/>
       <w:lvlText w:val=""/>
       <w:lvlJc w:val="left"/>
     </w:lvl>
-    <w:lvl w:ilvl="2" w:tplc="CF86E530">
+    <w:lvl w:ilvl="3" w:tplc="2EC0D4DE">
       <w:numFmt w:val="decimal"/>
       <w:lvlText w:val=""/>
       <w:lvlJc w:val="left"/>
     </w:lvl>
-    <w:lvl w:ilvl="3" w:tplc="04D0EB00">
+    <w:lvl w:ilvl="4" w:tplc="06902A06">
       <w:numFmt w:val="decimal"/>
       <w:lvlText w:val=""/>
       <w:lvlJc w:val="left"/>
     </w:lvl>
-    <w:lvl w:ilvl="4" w:tplc="E6BAF6C8">
+    <w:lvl w:ilvl="5" w:tplc="7E723D2A">
       <w:numFmt w:val="decimal"/>
       <w:lvlText w:val=""/>
       <w:lvlJc w:val="left"/>
     </w:lvl>
-    <w:lvl w:ilvl="5" w:tplc="ED5C8F92">
+    <w:lvl w:ilvl="6" w:tplc="045A531A">
       <w:numFmt w:val="decimal"/>
       <w:lvlText w:val=""/>
       <w:lvlJc w:val="left"/>
     </w:lvl>
-    <w:lvl w:ilvl="6" w:tplc="43E8925C">
+    <w:lvl w:ilvl="7" w:tplc="98EE85E4">
       <w:numFmt w:val="decimal"/>
       <w:lvlText w:val=""/>
       <w:lvlJc w:val="left"/>
     </w:lvl>
-    <w:lvl w:ilvl="7" w:tplc="4DF040D0">
-      <w:numFmt w:val="decimal"/>
-      <w:lvlText w:val=""/>
-      <w:lvlJc w:val="left"/>
-    </w:lvl>
-    <w:lvl w:ilvl="8" w:tplc="EC78517E">
+    <w:lvl w:ilvl="8" w:tplc="F7F89E48">
       <w:numFmt w:val="decimal"/>
       <w:lvlText w:val=""/>
       <w:lvlJc w:val="left"/>
     </w:lvl>
   </w:abstractNum>
-  <w:num w:numId="1" w16cid:durableId="2030332454">
+  <w:num w:numId="1" w16cid:durableId="1485312187">
     <w:abstractNumId w:val="1"/>
     <w:lvlOverride w:ilvl="0">
       <w:startOverride w:val="1"/>
     </w:lvlOverride>
   </w:num>
-  <w:num w:numId="2" w16cid:durableId="1769034576">
-    <w:abstractNumId w:val="0"/>
+  <w:num w:numId="2" w16cid:durableId="2076508468">
+    <w:abstractNumId w:val="2"/>
     <w:lvlOverride w:ilvl="0">
       <w:startOverride w:val="1"/>
     </w:lvlOverride>
   </w:num>
-  <w:num w:numId="3" w16cid:durableId="2001154335">
-    <w:abstractNumId w:val="2"/>
+  <w:num w:numId="3" w16cid:durableId="1377779078">
+    <w:abstractNumId w:val="0"/>
     <w:lvlOverride w:ilvl="0">
       <w:startOverride w:val="1"/>
     </w:lvlOverride>
